--- a/site/downloads/handbook-B18.docx
+++ b/site/downloads/handbook-B18.docx
@@ -2157,7 +2157,64 @@
           <w:b w:val="0"/>
           <w:i w:val="0"/>
         </w:rPr>
-        <w:t>Starter code:</w:t>
+        <w:t>Your code must pass these checks:</w:t>
+      </w:r>
+    </w:p>
+    <w:p>
+      <w:pPr>
+        <w:pStyle w:val="ListBullet"/>
+      </w:pPr>
+      <w:r>
+        <w:rPr>
+          <w:b w:val="0"/>
+          <w:i w:val="0"/>
+        </w:rPr>
+        <w:t>Include Args:, Returns: and Raises: sections.</w:t>
+      </w:r>
+    </w:p>
+    <w:p>
+      <w:pPr>
+        <w:pStyle w:val="ListBullet"/>
+      </w:pPr>
+      <w:r>
+        <w:rPr>
+          <w:b w:val="0"/>
+          <w:i w:val="0"/>
+        </w:rPr>
+        <w:t>Name both parameters under Args:, and ValueError under Raises:.</w:t>
+      </w:r>
+    </w:p>
+    <w:p>
+      <w:pPr>
+        <w:pStyle w:val="ListBullet"/>
+      </w:pPr>
+      <w:r>
+        <w:rPr>
+          <w:b w:val="0"/>
+          <w:i w:val="0"/>
+        </w:rPr>
+        <w:t>Say what happens to missing weights.</w:t>
+      </w:r>
+    </w:p>
+    <w:p>
+      <w:pPr>
+        <w:pStyle w:val="ListBullet"/>
+      </w:pPr>
+      <w:r>
+        <w:rPr>
+          <w:b w:val="0"/>
+          <w:i w:val="0"/>
+        </w:rPr>
+        <w:t>Start with a one-line summary.</w:t>
+      </w:r>
+    </w:p>
+    <w:p>
+      <w:r>
+        <w:rPr>
+          <w:b w:val="0"/>
+          <w:i w:val="0"/>
+        </w:rPr>
+        <w:t>Shape of the answer. The reference solution defines these names. Write the bodies yourself.</w:t>
       </w:r>
     </w:p>
     <w:tbl>
@@ -2195,7 +2252,7 @@
                 <w:b w:val="0"/>
                 <w:sz w:val="16"/>
               </w:rPr>
-              <w:t>import pandas as pd</w:t>
+              <w:t># Cap survey weights at a maximum value.</w:t>
             </w:r>
           </w:p>
           <w:p>
@@ -2218,122 +2275,7 @@
                 <w:b w:val="0"/>
                 <w:sz w:val="16"/>
               </w:rPr>
-              <w:t xml:space="preserve"> </w:t>
-            </w:r>
-          </w:p>
-          <w:p>
-            <w:pPr>
-              <w:spacing w:before="0" w:after="0" w:line="240" w:lineRule="auto"/>
-              <w:ind w:left="567" w:hanging="567"/>
-            </w:pPr>
-            <w:r>
-              <w:rPr>
-                <w:rFonts w:ascii="Consolas" w:hAnsi="Consolas" w:eastAsia="Consolas"/>
-                <w:b w:val="0"/>
-                <w:color w:val="5B6875"/>
-                <w:sz w:val="16"/>
-              </w:rPr>
-              <w:t xml:space="preserve">   3  </w:t>
-            </w:r>
-            <w:r>
-              <w:rPr>
-                <w:rFonts w:ascii="Consolas" w:hAnsi="Consolas" w:eastAsia="Consolas"/>
-                <w:b w:val="0"/>
-                <w:sz w:val="16"/>
-              </w:rPr>
-              <w:t xml:space="preserve"> </w:t>
-            </w:r>
-          </w:p>
-          <w:p>
-            <w:pPr>
-              <w:spacing w:before="0" w:after="0" w:line="240" w:lineRule="auto"/>
-              <w:ind w:left="567" w:hanging="567"/>
-            </w:pPr>
-            <w:r>
-              <w:rPr>
-                <w:rFonts w:ascii="Consolas" w:hAnsi="Consolas" w:eastAsia="Consolas"/>
-                <w:b w:val="0"/>
-                <w:color w:val="5B6875"/>
-                <w:sz w:val="16"/>
-              </w:rPr>
-              <w:t xml:space="preserve">   4  </w:t>
-            </w:r>
-            <w:r>
-              <w:rPr>
-                <w:rFonts w:ascii="Consolas" w:hAnsi="Consolas" w:eastAsia="Consolas"/>
-                <w:b w:val="0"/>
-                <w:sz w:val="16"/>
-              </w:rPr>
-              <w:t>def cap_weights(weights: pd.Series, cap: float) -&gt; pd.Series:</w:t>
-            </w:r>
-          </w:p>
-          <w:p>
-            <w:pPr>
-              <w:spacing w:before="0" w:after="0" w:line="240" w:lineRule="auto"/>
-              <w:ind w:left="567" w:hanging="567"/>
-            </w:pPr>
-            <w:r>
-              <w:rPr>
-                <w:rFonts w:ascii="Consolas" w:hAnsi="Consolas" w:eastAsia="Consolas"/>
-                <w:b w:val="0"/>
-                <w:color w:val="5B6875"/>
-                <w:sz w:val="16"/>
-              </w:rPr>
-              <w:t xml:space="preserve">   5  </w:t>
-            </w:r>
-            <w:r>
-              <w:rPr>
-                <w:rFonts w:ascii="Consolas" w:hAnsi="Consolas" w:eastAsia="Consolas"/>
-                <w:b w:val="0"/>
-                <w:sz w:val="16"/>
-              </w:rPr>
-              <w:t xml:space="preserve">    if cap &lt; 1:</w:t>
-            </w:r>
-          </w:p>
-          <w:p>
-            <w:pPr>
-              <w:spacing w:before="0" w:after="0" w:line="240" w:lineRule="auto"/>
-              <w:ind w:left="567" w:hanging="567"/>
-            </w:pPr>
-            <w:r>
-              <w:rPr>
-                <w:rFonts w:ascii="Consolas" w:hAnsi="Consolas" w:eastAsia="Consolas"/>
-                <w:b w:val="0"/>
-                <w:color w:val="5B6875"/>
-                <w:sz w:val="16"/>
-              </w:rPr>
-              <w:t xml:space="preserve">   6  </w:t>
-            </w:r>
-            <w:r>
-              <w:rPr>
-                <w:rFonts w:ascii="Consolas" w:hAnsi="Consolas" w:eastAsia="Consolas"/>
-                <w:b w:val="0"/>
-                <w:sz w:val="16"/>
-              </w:rPr>
-              <w:t xml:space="preserve">        raise ValueError("cap must be at least 1")</w:t>
-            </w:r>
-          </w:p>
-          <w:p>
-            <w:pPr>
-              <w:spacing w:before="0" w:after="0" w:line="240" w:lineRule="auto"/>
-              <w:ind w:left="567" w:hanging="567"/>
-            </w:pPr>
-            <w:r>
-              <w:rPr>
-                <w:rFonts w:ascii="Consolas" w:hAnsi="Consolas" w:eastAsia="Consolas"/>
-                <w:b w:val="0"/>
-                <w:color w:val="5B6875"/>
-                <w:sz w:val="16"/>
-              </w:rPr>
-              <w:t xml:space="preserve">   7  </w:t>
-            </w:r>
-            <w:r>
-              <w:rPr>
-                <w:rFonts w:ascii="Consolas" w:hAnsi="Consolas" w:eastAsia="Consolas"/>
-                <w:b w:val="0"/>
-                <w:sz w:val="16"/>
-              </w:rPr>
-              <w:t xml:space="preserve">    return weights.clip(upper=cap)</w:t>
+              <w:t>def cap_weights(weights: pd.Series, cap: float) -&gt; pd.Series: ...</w:t>
             </w:r>
           </w:p>
         </w:tc>
@@ -2341,329 +2283,12 @@
     </w:tbl>
     <w:p/>
     <w:p>
-      <w:pPr>
-        <w:pStyle w:val="Heading5"/>
-      </w:pPr>
-      <w:r>
-        <w:t>Exercise 5. Architecture design (level 4)</w:t>
-      </w:r>
-    </w:p>
-    <w:p>
-      <w:r>
-        <w:rPr>
-          <w:b w:val="0"/>
-          <w:i w:val="0"/>
-        </w:rPr>
-        <w:t>Decide where each piece of information belongs.</w:t>
-      </w:r>
-    </w:p>
-    <w:p>
-      <w:r>
-        <w:rPr>
-          <w:b w:val="0"/>
-          <w:i w:val="0"/>
-        </w:rPr>
-        <w:t>Options: Docstring, README, Inline comment, Config file.</w:t>
-      </w:r>
-    </w:p>
-    <w:p>
-      <w:pPr>
-        <w:pStyle w:val="ListNumber"/>
-      </w:pPr>
-      <w:r>
-        <w:rPr>
-          <w:b w:val="0"/>
-          <w:i w:val="0"/>
-        </w:rPr>
-        <w:t>The function returns None for empty cells</w:t>
-      </w:r>
-    </w:p>
-    <w:p>
-      <w:pPr>
-        <w:pStyle w:val="ListNumber"/>
-      </w:pPr>
-      <w:r>
-        <w:rPr>
-          <w:b w:val="0"/>
-          <w:i w:val="0"/>
-        </w:rPr>
-        <w:t>The command to run the monthly job</w:t>
-      </w:r>
-    </w:p>
-    <w:p>
-      <w:pPr>
-        <w:pStyle w:val="ListNumber"/>
-      </w:pPr>
-      <w:r>
-        <w:rPr>
-          <w:b w:val="0"/>
-          <w:i w:val="0"/>
-        </w:rPr>
-        <w:t>Why one line uses a workaround for a library bug, with the issue link</w:t>
-      </w:r>
-    </w:p>
-    <w:p>
-      <w:pPr>
-        <w:pStyle w:val="ListNumber"/>
-      </w:pPr>
-      <w:r>
-        <w:rPr>
-          <w:b w:val="0"/>
-          <w:i w:val="0"/>
-        </w:rPr>
-        <w:t>The minimum reporting base of 50</w:t>
-      </w:r>
-    </w:p>
-    <w:p>
-      <w:pPr>
-        <w:pStyle w:val="Heading3"/>
-      </w:pPr>
-      <w:r>
-        <w:t>B18-L2 Model cards that state limits as clearly as scores</w:t>
-      </w:r>
-    </w:p>
-    <w:p>
-      <w:pPr>
-        <w:pStyle w:val="Heading4"/>
-      </w:pPr>
-      <w:r>
-        <w:t>Concept</w:t>
-      </w:r>
-    </w:p>
-    <w:p>
-      <w:r>
-        <w:rPr>
-          <w:b w:val="0"/>
-          <w:i w:val="0"/>
-        </w:rPr>
-        <w:t xml:space="preserve">A </w:t>
-      </w:r>
-      <w:r>
-        <w:rPr>
-          <w:b/>
-          <w:i w:val="0"/>
-        </w:rPr>
-        <w:t>model card</w:t>
-      </w:r>
-      <w:r>
-        <w:rPr>
-          <w:b w:val="0"/>
-          <w:i w:val="0"/>
-        </w:rPr>
-        <w:t xml:space="preserve"> is a short document that travels with a model. It tells users what the model is for, how well it works, for whom, and where it should not be used. The format comes from Mitchell et al., "Model Cards for Model Reporting" (2019). Keep it in the repository next to the training code, and link it from the registered model version (lesson B14-L2).</w:t>
-      </w:r>
-    </w:p>
-    <w:p>
-      <w:r>
-        <w:rPr>
-          <w:b w:val="0"/>
-          <w:i w:val="0"/>
-        </w:rPr>
-        <w:t>Sections to include:</w:t>
-      </w:r>
-    </w:p>
-    <w:p>
-      <w:pPr>
-        <w:pStyle w:val="ListBullet"/>
-      </w:pPr>
-      <w:r>
-        <w:rPr>
-          <w:b/>
-          <w:i w:val="0"/>
-        </w:rPr>
-        <w:t>Model details</w:t>
-      </w:r>
-      <w:r>
-        <w:rPr>
-          <w:b w:val="0"/>
-          <w:i w:val="0"/>
-        </w:rPr>
-        <w:t>: name, version, registry alias, owners, training date, run ID.</w:t>
-      </w:r>
-    </w:p>
-    <w:p>
-      <w:pPr>
-        <w:pStyle w:val="ListBullet"/>
-      </w:pPr>
-      <w:r>
-        <w:rPr>
-          <w:b/>
-          <w:i w:val="0"/>
-        </w:rPr>
-        <w:t>Intended use</w:t>
-      </w:r>
-      <w:r>
-        <w:rPr>
-          <w:b w:val="0"/>
-          <w:i w:val="0"/>
-        </w:rPr>
-        <w:t>: the decision it supports and who uses it.</w:t>
-      </w:r>
-    </w:p>
-    <w:p>
-      <w:pPr>
-        <w:pStyle w:val="ListBullet"/>
-      </w:pPr>
-      <w:r>
-        <w:rPr>
-          <w:b/>
-          <w:i w:val="0"/>
-        </w:rPr>
-        <w:t>Out-of-scope uses</w:t>
-      </w:r>
-      <w:r>
-        <w:rPr>
-          <w:b w:val="0"/>
-          <w:i w:val="0"/>
-        </w:rPr>
-        <w:t>: uses it must not serve, stated plainly.</w:t>
-      </w:r>
-    </w:p>
-    <w:p>
-      <w:pPr>
-        <w:pStyle w:val="ListBullet"/>
-      </w:pPr>
-      <w:r>
-        <w:rPr>
-          <w:b/>
-          <w:i w:val="0"/>
-        </w:rPr>
-        <w:t>Training data</w:t>
-      </w:r>
-      <w:r>
-        <w:rPr>
-          <w:b w:val="0"/>
-          <w:i w:val="0"/>
-        </w:rPr>
-        <w:t>: source, period, grain, known gaps.</w:t>
-      </w:r>
-    </w:p>
-    <w:p>
-      <w:pPr>
-        <w:pStyle w:val="ListBullet"/>
-      </w:pPr>
-      <w:r>
-        <w:rPr>
-          <w:b/>
-          <w:i w:val="0"/>
-        </w:rPr>
-        <w:t>Evaluation</w:t>
-      </w:r>
-      <w:r>
-        <w:rPr>
-          <w:b w:val="0"/>
-          <w:i w:val="0"/>
-        </w:rPr>
-        <w:t>: the honest metric (lesson B11-L3), with the test period and prevalence.</w:t>
-      </w:r>
-    </w:p>
-    <w:p>
-      <w:pPr>
-        <w:pStyle w:val="ListBullet"/>
-      </w:pPr>
-      <w:r>
-        <w:rPr>
-          <w:b/>
-          <w:i w:val="0"/>
-        </w:rPr>
-        <w:t>Subgroup results</w:t>
-      </w:r>
-      <w:r>
-        <w:rPr>
-          <w:b w:val="0"/>
-          <w:i w:val="0"/>
-        </w:rPr>
-        <w:t>: rates per group with counts (lesson B13-L3), including the weakest group.</w:t>
-      </w:r>
-    </w:p>
-    <w:p>
-      <w:pPr>
-        <w:pStyle w:val="ListBullet"/>
-      </w:pPr>
-      <w:r>
-        <w:rPr>
-          <w:b/>
-          <w:i w:val="0"/>
-        </w:rPr>
-        <w:t>Limitations and risks</w:t>
-      </w:r>
-      <w:r>
-        <w:rPr>
-          <w:b w:val="0"/>
-          <w:i w:val="0"/>
-        </w:rPr>
-        <w:t>: known failure modes, drift risks, proxies.</w:t>
-      </w:r>
-    </w:p>
-    <w:p>
-      <w:pPr>
-        <w:pStyle w:val="ListBullet"/>
-      </w:pPr>
-      <w:r>
-        <w:rPr>
-          <w:b/>
-          <w:i w:val="0"/>
-        </w:rPr>
-        <w:t>Monitoring and review</w:t>
-      </w:r>
-      <w:r>
-        <w:rPr>
-          <w:b w:val="0"/>
-          <w:i w:val="0"/>
-        </w:rPr>
-        <w:t>: what is tracked, alert thresholds, next review date.</w:t>
-      </w:r>
-    </w:p>
-    <w:p>
-      <w:r>
-        <w:rPr>
-          <w:b w:val="0"/>
-          <w:i w:val="0"/>
-        </w:rPr>
-        <w:t>Write numbers with their context: "AUC 0.78 on October to December 2026 customers, 2.4% positive rate, 51,000 rows". A bare "AUC 0.78" invites misuse.</w:t>
-      </w:r>
-    </w:p>
-    <w:p>
-      <w:r>
-        <w:rPr>
-          <w:b w:val="0"/>
-          <w:i w:val="0"/>
-        </w:rPr>
-        <w:t>State limits as clearly as strengths. "Recall for customers over 70 is 0.28 against 0.62 overall. Do not use for outreach targeting of this group without human review" protects the people affected and the team that built the model.</w:t>
-      </w:r>
-    </w:p>
-    <w:p>
-      <w:r>
-        <w:rPr>
-          <w:b w:val="0"/>
-          <w:i w:val="0"/>
-        </w:rPr>
-        <w:t>Treat the card as code: a template with required sections, reviewed in the same pull request as the model change. A check in CI can refuse a card with missing sections.</w:t>
-      </w:r>
-    </w:p>
-    <w:p>
-      <w:pPr>
-        <w:pStyle w:val="Heading4"/>
-      </w:pPr>
-      <w:r>
-        <w:t>Why it matters</w:t>
-      </w:r>
-    </w:p>
-    <w:p>
-      <w:r>
-        <w:rPr>
-          <w:b w:val="0"/>
-          <w:i w:val="0"/>
-        </w:rPr>
-        <w:t>A propensity model built for marketing emails was later reused by another team to prioritise collections calls. Nobody had written down that it was trained only on customers who had opted in to marketing, a group with very different payment behaviour. Collections priorities were wrong for months. An "Out-of-scope uses" line, "Not validated for credit or collections decisions", would have stopped the reuse at the first review.</w:t>
-      </w:r>
-    </w:p>
-    <w:p>
-      <w:pPr>
-        <w:pStyle w:val="Heading4"/>
-      </w:pPr>
-      <w:r>
-        <w:t>Worked example: weak code</w:t>
+      <w:r>
+        <w:rPr>
+          <w:b w:val="0"/>
+          <w:i w:val="0"/>
+        </w:rPr>
+        <w:t>Starter code:</w:t>
       </w:r>
     </w:p>
     <w:tbl>
@@ -2701,7 +2326,7 @@
                 <w:b w:val="0"/>
                 <w:sz w:val="16"/>
               </w:rPr>
-              <w:t>Churn model v4</w:t>
+              <w:t>import pandas as pd</w:t>
             </w:r>
           </w:p>
           <w:p>
@@ -2712,11 +2337,11 @@
             <w:r>
               <w:rPr>
                 <w:rFonts w:ascii="Consolas" w:hAnsi="Consolas" w:eastAsia="Consolas"/>
-                <w:b/>
+                <w:b w:val="0"/>
                 <w:color w:val="5B6875"/>
                 <w:sz w:val="16"/>
               </w:rPr>
-              <w:t xml:space="preserve"> [1]  </w:t>
+              <w:t xml:space="preserve">   2  </w:t>
             </w:r>
             <w:r>
               <w:rPr>
@@ -2724,7 +2349,7 @@
                 <w:b w:val="0"/>
                 <w:sz w:val="16"/>
               </w:rPr>
-              <w:t>AUC: 0.78</w:t>
+              <w:t xml:space="preserve"> </w:t>
             </w:r>
           </w:p>
           <w:p>
@@ -2735,11 +2360,11 @@
             <w:r>
               <w:rPr>
                 <w:rFonts w:ascii="Consolas" w:hAnsi="Consolas" w:eastAsia="Consolas"/>
-                <w:b/>
+                <w:b w:val="0"/>
                 <w:color w:val="5B6875"/>
                 <w:sz w:val="16"/>
               </w:rPr>
-              <w:t xml:space="preserve"> [2]  </w:t>
+              <w:t xml:space="preserve">   3  </w:t>
             </w:r>
             <w:r>
               <w:rPr>
@@ -2747,7 +2372,7 @@
                 <w:b w:val="0"/>
                 <w:sz w:val="16"/>
               </w:rPr>
-              <w:t>Owner: Sam</w:t>
+              <w:t xml:space="preserve"> </w:t>
             </w:r>
           </w:p>
           <w:p>
@@ -2758,11 +2383,11 @@
             <w:r>
               <w:rPr>
                 <w:rFonts w:ascii="Consolas" w:hAnsi="Consolas" w:eastAsia="Consolas"/>
-                <w:b/>
+                <w:b w:val="0"/>
                 <w:color w:val="5B6875"/>
                 <w:sz w:val="16"/>
               </w:rPr>
-              <w:t xml:space="preserve"> [3]  </w:t>
+              <w:t xml:space="preserve">   4  </w:t>
             </w:r>
             <w:r>
               <w:rPr>
@@ -2770,64 +2395,381 @@
                 <w:b w:val="0"/>
                 <w:sz w:val="16"/>
               </w:rPr>
-              <w:t>Works well, use for retention.</w:t>
+              <w:t>def cap_weights(weights: pd.Series, cap: float) -&gt; pd.Series:</w:t>
+            </w:r>
+          </w:p>
+          <w:p>
+            <w:pPr>
+              <w:spacing w:before="0" w:after="0" w:line="240" w:lineRule="auto"/>
+              <w:ind w:left="567" w:hanging="567"/>
+            </w:pPr>
+            <w:r>
+              <w:rPr>
+                <w:rFonts w:ascii="Consolas" w:hAnsi="Consolas" w:eastAsia="Consolas"/>
+                <w:b w:val="0"/>
+                <w:color w:val="5B6875"/>
+                <w:sz w:val="16"/>
+              </w:rPr>
+              <w:t xml:space="preserve">   5  </w:t>
+            </w:r>
+            <w:r>
+              <w:rPr>
+                <w:rFonts w:ascii="Consolas" w:hAnsi="Consolas" w:eastAsia="Consolas"/>
+                <w:b w:val="0"/>
+                <w:sz w:val="16"/>
+              </w:rPr>
+              <w:t xml:space="preserve">    if cap &lt; 1:</w:t>
+            </w:r>
+          </w:p>
+          <w:p>
+            <w:pPr>
+              <w:spacing w:before="0" w:after="0" w:line="240" w:lineRule="auto"/>
+              <w:ind w:left="567" w:hanging="567"/>
+            </w:pPr>
+            <w:r>
+              <w:rPr>
+                <w:rFonts w:ascii="Consolas" w:hAnsi="Consolas" w:eastAsia="Consolas"/>
+                <w:b w:val="0"/>
+                <w:color w:val="5B6875"/>
+                <w:sz w:val="16"/>
+              </w:rPr>
+              <w:t xml:space="preserve">   6  </w:t>
+            </w:r>
+            <w:r>
+              <w:rPr>
+                <w:rFonts w:ascii="Consolas" w:hAnsi="Consolas" w:eastAsia="Consolas"/>
+                <w:b w:val="0"/>
+                <w:sz w:val="16"/>
+              </w:rPr>
+              <w:t xml:space="preserve">        raise ValueError("cap must be at least 1")</w:t>
+            </w:r>
+          </w:p>
+          <w:p>
+            <w:pPr>
+              <w:spacing w:before="0" w:after="0" w:line="240" w:lineRule="auto"/>
+              <w:ind w:left="567" w:hanging="567"/>
+            </w:pPr>
+            <w:r>
+              <w:rPr>
+                <w:rFonts w:ascii="Consolas" w:hAnsi="Consolas" w:eastAsia="Consolas"/>
+                <w:b w:val="0"/>
+                <w:color w:val="5B6875"/>
+                <w:sz w:val="16"/>
+              </w:rPr>
+              <w:t xml:space="preserve">   7  </w:t>
+            </w:r>
+            <w:r>
+              <w:rPr>
+                <w:rFonts w:ascii="Consolas" w:hAnsi="Consolas" w:eastAsia="Consolas"/>
+                <w:b w:val="0"/>
+                <w:sz w:val="16"/>
+              </w:rPr>
+              <w:t xml:space="preserve">    return weights.clip(upper=cap)</w:t>
             </w:r>
           </w:p>
         </w:tc>
       </w:tr>
     </w:tbl>
+    <w:p/>
+    <w:p>
+      <w:pPr>
+        <w:pStyle w:val="Heading5"/>
+      </w:pPr>
+      <w:r>
+        <w:t>Exercise 5. Architecture design (level 4)</w:t>
+      </w:r>
+    </w:p>
+    <w:p>
+      <w:r>
+        <w:rPr>
+          <w:b w:val="0"/>
+          <w:i w:val="0"/>
+        </w:rPr>
+        <w:t>Decide where each piece of information belongs.</w:t>
+      </w:r>
+    </w:p>
+    <w:p>
+      <w:r>
+        <w:rPr>
+          <w:b w:val="0"/>
+          <w:i w:val="0"/>
+        </w:rPr>
+        <w:t>Options: Docstring, README, Inline comment, Config file.</w:t>
+      </w:r>
+    </w:p>
     <w:p>
       <w:pPr>
         <w:pStyle w:val="ListNumber"/>
       </w:pPr>
       <w:r>
         <w:rPr>
+          <w:b w:val="0"/>
+          <w:i w:val="0"/>
+        </w:rPr>
+        <w:t>The function returns None for empty cells</w:t>
+      </w:r>
+    </w:p>
+    <w:p>
+      <w:pPr>
+        <w:pStyle w:val="ListNumber"/>
+      </w:pPr>
+      <w:r>
+        <w:rPr>
+          <w:b w:val="0"/>
+          <w:i w:val="0"/>
+        </w:rPr>
+        <w:t>The command to run the monthly job</w:t>
+      </w:r>
+    </w:p>
+    <w:p>
+      <w:pPr>
+        <w:pStyle w:val="ListNumber"/>
+      </w:pPr>
+      <w:r>
+        <w:rPr>
+          <w:b w:val="0"/>
+          <w:i w:val="0"/>
+        </w:rPr>
+        <w:t>Why one line uses a workaround for a library bug, with the issue link</w:t>
+      </w:r>
+    </w:p>
+    <w:p>
+      <w:pPr>
+        <w:pStyle w:val="ListNumber"/>
+      </w:pPr>
+      <w:r>
+        <w:rPr>
+          <w:b w:val="0"/>
+          <w:i w:val="0"/>
+        </w:rPr>
+        <w:t>The minimum reporting base of 50</w:t>
+      </w:r>
+    </w:p>
+    <w:p>
+      <w:pPr>
+        <w:pStyle w:val="Heading3"/>
+      </w:pPr>
+      <w:r>
+        <w:t>B18-L2 Model cards that state limits as clearly as scores</w:t>
+      </w:r>
+    </w:p>
+    <w:p>
+      <w:pPr>
+        <w:pStyle w:val="Heading4"/>
+      </w:pPr>
+      <w:r>
+        <w:t>Concept</w:t>
+      </w:r>
+    </w:p>
+    <w:p>
+      <w:r>
+        <w:rPr>
+          <w:b w:val="0"/>
+          <w:i w:val="0"/>
+        </w:rPr>
+        <w:t xml:space="preserve">A </w:t>
+      </w:r>
+      <w:r>
+        <w:rPr>
           <w:b/>
-        </w:rPr>
-        <w:t xml:space="preserve">Line 2. </w:t>
-      </w:r>
-      <w:r>
-        <w:rPr>
-          <w:b w:val="0"/>
-          <w:i w:val="0"/>
-        </w:rPr>
-        <w:t>No test period, prevalence or subgroup results.</w:t>
-      </w:r>
-    </w:p>
-    <w:p>
-      <w:pPr>
-        <w:pStyle w:val="ListNumber"/>
+          <w:i w:val="0"/>
+        </w:rPr>
+        <w:t>model card</w:t>
+      </w:r>
+      <w:r>
+        <w:rPr>
+          <w:b w:val="0"/>
+          <w:i w:val="0"/>
+        </w:rPr>
+        <w:t xml:space="preserve"> is a short document that travels with a model. It tells users what the model is for, how well it works, for whom, and where it should not be used. The format comes from Mitchell et al., "Model Cards for Model Reporting" (2019). Keep it in the repository next to the training code, and link it from the registered model version (lesson B14-L2).</w:t>
+      </w:r>
+    </w:p>
+    <w:p>
+      <w:r>
+        <w:rPr>
+          <w:b w:val="0"/>
+          <w:i w:val="0"/>
+        </w:rPr>
+        <w:t>Sections to include:</w:t>
+      </w:r>
+    </w:p>
+    <w:p>
+      <w:pPr>
+        <w:pStyle w:val="ListBullet"/>
       </w:pPr>
       <w:r>
         <w:rPr>
           <w:b/>
-        </w:rPr>
-        <w:t xml:space="preserve">Line 3. </w:t>
-      </w:r>
-      <w:r>
-        <w:rPr>
-          <w:b w:val="0"/>
-          <w:i w:val="0"/>
-        </w:rPr>
-        <w:t>A person, not a team. Sam may leave.</w:t>
-      </w:r>
-    </w:p>
-    <w:p>
-      <w:pPr>
-        <w:pStyle w:val="ListNumber"/>
+          <w:i w:val="0"/>
+        </w:rPr>
+        <w:t>Model details</w:t>
+      </w:r>
+      <w:r>
+        <w:rPr>
+          <w:b w:val="0"/>
+          <w:i w:val="0"/>
+        </w:rPr>
+        <w:t>: name, version, registry alias, owners, training date, run ID.</w:t>
+      </w:r>
+    </w:p>
+    <w:p>
+      <w:pPr>
+        <w:pStyle w:val="ListBullet"/>
       </w:pPr>
       <w:r>
         <w:rPr>
           <w:b/>
-        </w:rPr>
-        <w:t xml:space="preserve">Line 4. </w:t>
-      </w:r>
-      <w:r>
-        <w:rPr>
-          <w:b w:val="0"/>
-          <w:i w:val="0"/>
-        </w:rPr>
-        <w:t>No limits, no out-of-scope uses, no monitoring.</w:t>
+          <w:i w:val="0"/>
+        </w:rPr>
+        <w:t>Intended use</w:t>
+      </w:r>
+      <w:r>
+        <w:rPr>
+          <w:b w:val="0"/>
+          <w:i w:val="0"/>
+        </w:rPr>
+        <w:t>: the decision it supports and who uses it.</w:t>
+      </w:r>
+    </w:p>
+    <w:p>
+      <w:pPr>
+        <w:pStyle w:val="ListBullet"/>
+      </w:pPr>
+      <w:r>
+        <w:rPr>
+          <w:b/>
+          <w:i w:val="0"/>
+        </w:rPr>
+        <w:t>Out-of-scope uses</w:t>
+      </w:r>
+      <w:r>
+        <w:rPr>
+          <w:b w:val="0"/>
+          <w:i w:val="0"/>
+        </w:rPr>
+        <w:t>: uses it must not serve, stated plainly.</w:t>
+      </w:r>
+    </w:p>
+    <w:p>
+      <w:pPr>
+        <w:pStyle w:val="ListBullet"/>
+      </w:pPr>
+      <w:r>
+        <w:rPr>
+          <w:b/>
+          <w:i w:val="0"/>
+        </w:rPr>
+        <w:t>Training data</w:t>
+      </w:r>
+      <w:r>
+        <w:rPr>
+          <w:b w:val="0"/>
+          <w:i w:val="0"/>
+        </w:rPr>
+        <w:t>: source, period, grain, known gaps.</w:t>
+      </w:r>
+    </w:p>
+    <w:p>
+      <w:pPr>
+        <w:pStyle w:val="ListBullet"/>
+      </w:pPr>
+      <w:r>
+        <w:rPr>
+          <w:b/>
+          <w:i w:val="0"/>
+        </w:rPr>
+        <w:t>Evaluation</w:t>
+      </w:r>
+      <w:r>
+        <w:rPr>
+          <w:b w:val="0"/>
+          <w:i w:val="0"/>
+        </w:rPr>
+        <w:t>: the honest metric (lesson B11-L3), with the test period and prevalence.</w:t>
+      </w:r>
+    </w:p>
+    <w:p>
+      <w:pPr>
+        <w:pStyle w:val="ListBullet"/>
+      </w:pPr>
+      <w:r>
+        <w:rPr>
+          <w:b/>
+          <w:i w:val="0"/>
+        </w:rPr>
+        <w:t>Subgroup results</w:t>
+      </w:r>
+      <w:r>
+        <w:rPr>
+          <w:b w:val="0"/>
+          <w:i w:val="0"/>
+        </w:rPr>
+        <w:t>: rates per group with counts (lesson B13-L3), including the weakest group.</w:t>
+      </w:r>
+    </w:p>
+    <w:p>
+      <w:pPr>
+        <w:pStyle w:val="ListBullet"/>
+      </w:pPr>
+      <w:r>
+        <w:rPr>
+          <w:b/>
+          <w:i w:val="0"/>
+        </w:rPr>
+        <w:t>Limitations and risks</w:t>
+      </w:r>
+      <w:r>
+        <w:rPr>
+          <w:b w:val="0"/>
+          <w:i w:val="0"/>
+        </w:rPr>
+        <w:t>: known failure modes, drift risks, proxies.</w:t>
+      </w:r>
+    </w:p>
+    <w:p>
+      <w:pPr>
+        <w:pStyle w:val="ListBullet"/>
+      </w:pPr>
+      <w:r>
+        <w:rPr>
+          <w:b/>
+          <w:i w:val="0"/>
+        </w:rPr>
+        <w:t>Monitoring and review</w:t>
+      </w:r>
+      <w:r>
+        <w:rPr>
+          <w:b w:val="0"/>
+          <w:i w:val="0"/>
+        </w:rPr>
+        <w:t>: what is tracked, alert thresholds, next review date.</w:t>
+      </w:r>
+    </w:p>
+    <w:p>
+      <w:r>
+        <w:rPr>
+          <w:b w:val="0"/>
+          <w:i w:val="0"/>
+        </w:rPr>
+        <w:t>Write numbers with their context: "AUC 0.78 on October to December 2026 customers, 2.4% positive rate, 51,000 rows". A bare "AUC 0.78" invites misuse.</w:t>
+      </w:r>
+    </w:p>
+    <w:p>
+      <w:r>
+        <w:rPr>
+          <w:b w:val="0"/>
+          <w:i w:val="0"/>
+        </w:rPr>
+        <w:t>State limits as clearly as strengths. "Recall for customers over 70 is 0.28 against 0.62 overall. Do not use for outreach targeting of this group without human review" protects the people affected and the team that built the model.</w:t>
+      </w:r>
+    </w:p>
+    <w:p>
+      <w:r>
+        <w:rPr>
+          <w:b w:val="0"/>
+          <w:i w:val="0"/>
+        </w:rPr>
+        <w:t>Treat the card as code: a template with required sections, reviewed in the same pull request as the model change. A check in CI can refuse a card with missing sections.</w:t>
       </w:r>
     </w:p>
     <w:p>
@@ -2835,7 +2777,24 @@
         <w:pStyle w:val="Heading4"/>
       </w:pPr>
       <w:r>
-        <w:t>Worked example: strong code</w:t>
+        <w:t>Why it matters</w:t>
+      </w:r>
+    </w:p>
+    <w:p>
+      <w:r>
+        <w:rPr>
+          <w:b w:val="0"/>
+          <w:i w:val="0"/>
+        </w:rPr>
+        <w:t>A propensity model built for marketing emails was later reused by another team to prioritise collections calls. Nobody had written down that it was trained only on customers who had opted in to marketing, a group with very different payment behaviour. Collections priorities were wrong for months. An "Out-of-scope uses" line, "Not validated for credit or collections decisions", would have stopped the reuse at the first review.</w:t>
+      </w:r>
+    </w:p>
+    <w:p>
+      <w:pPr>
+        <w:pStyle w:val="Heading4"/>
+      </w:pPr>
+      <w:r>
+        <w:t>Worked example: weak code</w:t>
       </w:r>
     </w:p>
     <w:tbl>
@@ -2873,7 +2832,7 @@
                 <w:b w:val="0"/>
                 <w:sz w:val="16"/>
               </w:rPr>
-              <w:t>Model details: churn_model v4 (@champion), owner Retention Analytics, run 4da8..., trained 2026-09-01</w:t>
+              <w:t>Churn model v4</w:t>
             </w:r>
           </w:p>
           <w:p>
@@ -2884,19 +2843,19 @@
             <w:r>
               <w:rPr>
                 <w:rFonts w:ascii="Consolas" w:hAnsi="Consolas" w:eastAsia="Consolas"/>
+                <w:b/>
+                <w:color w:val="5B6875"/>
+                <w:sz w:val="16"/>
+              </w:rPr>
+              <w:t xml:space="preserve"> [1]  </w:t>
+            </w:r>
+            <w:r>
+              <w:rPr>
+                <w:rFonts w:ascii="Consolas" w:hAnsi="Consolas" w:eastAsia="Consolas"/>
                 <w:b w:val="0"/>
-                <w:color w:val="5B6875"/>
-                <w:sz w:val="16"/>
-              </w:rPr>
-              <w:t xml:space="preserve">   2  </w:t>
-            </w:r>
-            <w:r>
-              <w:rPr>
-                <w:rFonts w:ascii="Consolas" w:hAnsi="Consolas" w:eastAsia="Consolas"/>
-                <w:b w:val="0"/>
-                <w:sz w:val="16"/>
-              </w:rPr>
-              <w:t>Intended use: rank active customers for the monthly retention call list (top 500)</w:t>
+                <w:sz w:val="16"/>
+              </w:rPr>
+              <w:t>AUC: 0.78</w:t>
             </w:r>
           </w:p>
           <w:p>
@@ -2911,7 +2870,7 @@
                 <w:color w:val="5B6875"/>
                 <w:sz w:val="16"/>
               </w:rPr>
-              <w:t xml:space="preserve"> [1]  </w:t>
+              <w:t xml:space="preserve"> [2]  </w:t>
             </w:r>
             <w:r>
               <w:rPr>
@@ -2919,7 +2878,7 @@
                 <w:b w:val="0"/>
                 <w:sz w:val="16"/>
               </w:rPr>
-              <w:t>Out of scope: credit, collections or pricing decisions; customers with under 3 months' tenure</w:t>
+              <w:t>Owner: Sam</w:t>
             </w:r>
           </w:p>
           <w:p>
@@ -2930,34 +2889,11 @@
             <w:r>
               <w:rPr>
                 <w:rFonts w:ascii="Consolas" w:hAnsi="Consolas" w:eastAsia="Consolas"/>
-                <w:b w:val="0"/>
-                <w:color w:val="5B6875"/>
-                <w:sz w:val="16"/>
-              </w:rPr>
-              <w:t xml:space="preserve">   4  </w:t>
-            </w:r>
-            <w:r>
-              <w:rPr>
-                <w:rFonts w:ascii="Consolas" w:hAnsi="Consolas" w:eastAsia="Consolas"/>
-                <w:b w:val="0"/>
-                <w:sz w:val="16"/>
-              </w:rPr>
-              <w:t>Training data: CRM extract Jan 2024 to Jun 2026, one row per customer-month</w:t>
-            </w:r>
-          </w:p>
-          <w:p>
-            <w:pPr>
-              <w:spacing w:before="0" w:after="0" w:line="240" w:lineRule="auto"/>
-              <w:ind w:left="567" w:hanging="567"/>
-            </w:pPr>
-            <w:r>
-              <w:rPr>
-                <w:rFonts w:ascii="Consolas" w:hAnsi="Consolas" w:eastAsia="Consolas"/>
                 <w:b/>
                 <w:color w:val="5B6875"/>
                 <w:sz w:val="16"/>
               </w:rPr>
-              <w:t xml:space="preserve"> [2]  </w:t>
+              <w:t xml:space="preserve"> [3]  </w:t>
             </w:r>
             <w:r>
               <w:rPr>
@@ -2965,76 +2901,7 @@
                 <w:b w:val="0"/>
                 <w:sz w:val="16"/>
               </w:rPr>
-              <w:t>Evaluation: AUC 0.78, average precision 0.21 (prevalence 2.4%), test Oct to Dec 2026, 51,000 rows</w:t>
-            </w:r>
-          </w:p>
-          <w:p>
-            <w:pPr>
-              <w:spacing w:before="0" w:after="0" w:line="240" w:lineRule="auto"/>
-              <w:ind w:left="567" w:hanging="567"/>
-            </w:pPr>
-            <w:r>
-              <w:rPr>
-                <w:rFonts w:ascii="Consolas" w:hAnsi="Consolas" w:eastAsia="Consolas"/>
-                <w:b/>
-                <w:color w:val="5B6875"/>
-                <w:sz w:val="16"/>
-              </w:rPr>
-              <w:t xml:space="preserve"> [3]  </w:t>
-            </w:r>
-            <w:r>
-              <w:rPr>
-                <w:rFonts w:ascii="Consolas" w:hAnsi="Consolas" w:eastAsia="Consolas"/>
-                <w:b w:val="0"/>
-                <w:sz w:val="16"/>
-              </w:rPr>
-              <w:t>Subgroups: recall at top 500 is 0.62 overall, 0.28 for customers over 70 (n positives = 64)</w:t>
-            </w:r>
-          </w:p>
-          <w:p>
-            <w:pPr>
-              <w:spacing w:before="0" w:after="0" w:line="240" w:lineRule="auto"/>
-              <w:ind w:left="567" w:hanging="567"/>
-            </w:pPr>
-            <w:r>
-              <w:rPr>
-                <w:rFonts w:ascii="Consolas" w:hAnsi="Consolas" w:eastAsia="Consolas"/>
-                <w:b w:val="0"/>
-                <w:color w:val="5B6875"/>
-                <w:sz w:val="16"/>
-              </w:rPr>
-              <w:t xml:space="preserve">   7  </w:t>
-            </w:r>
-            <w:r>
-              <w:rPr>
-                <w:rFonts w:ascii="Consolas" w:hAnsi="Consolas" w:eastAsia="Consolas"/>
-                <w:b w:val="0"/>
-                <w:sz w:val="16"/>
-              </w:rPr>
-              <w:t>Limitations: sparse digital activity lowers recall for older customers; tenure proxies contract type</w:t>
-            </w:r>
-          </w:p>
-          <w:p>
-            <w:pPr>
-              <w:spacing w:before="0" w:after="0" w:line="240" w:lineRule="auto"/>
-              <w:ind w:left="567" w:hanging="567"/>
-            </w:pPr>
-            <w:r>
-              <w:rPr>
-                <w:rFonts w:ascii="Consolas" w:hAnsi="Consolas" w:eastAsia="Consolas"/>
-                <w:b w:val="0"/>
-                <w:color w:val="5B6875"/>
-                <w:sz w:val="16"/>
-              </w:rPr>
-              <w:t xml:space="preserve">   8  </w:t>
-            </w:r>
-            <w:r>
-              <w:rPr>
-                <w:rFonts w:ascii="Consolas" w:hAnsi="Consolas" w:eastAsia="Consolas"/>
-                <w:b w:val="0"/>
-                <w:sz w:val="16"/>
-              </w:rPr>
-              <w:t>Monitoring: monthly AUC and calibration, alert below 0.72; next review 2027-03-01</w:t>
+              <w:t>Works well, use for retention.</w:t>
             </w:r>
           </w:p>
         </w:tc>
@@ -3048,6 +2915,24 @@
         <w:rPr>
           <w:b/>
         </w:rPr>
+        <w:t xml:space="preserve">Line 2. </w:t>
+      </w:r>
+      <w:r>
+        <w:rPr>
+          <w:b w:val="0"/>
+          <w:i w:val="0"/>
+        </w:rPr>
+        <w:t>No test period, prevalence or subgroup results.</w:t>
+      </w:r>
+    </w:p>
+    <w:p>
+      <w:pPr>
+        <w:pStyle w:val="ListNumber"/>
+      </w:pPr>
+      <w:r>
+        <w:rPr>
+          <w:b/>
+        </w:rPr>
         <w:t xml:space="preserve">Line 3. </w:t>
       </w:r>
       <w:r>
@@ -3055,7 +2940,7 @@
           <w:b w:val="0"/>
           <w:i w:val="0"/>
         </w:rPr>
-        <w:t>Stops reuse the model was never validated for.</w:t>
+        <w:t>A person, not a team. Sam may leave.</w:t>
       </w:r>
     </w:p>
     <w:p>
@@ -3066,41 +2951,14 @@
         <w:rPr>
           <w:b/>
         </w:rPr>
-        <w:t xml:space="preserve">Line 5. </w:t>
-      </w:r>
-      <w:r>
-        <w:rPr>
-          <w:b w:val="0"/>
-          <w:i w:val="0"/>
-        </w:rPr>
-        <w:t>Each number with its period, baseline and size.</w:t>
-      </w:r>
-    </w:p>
-    <w:p>
-      <w:pPr>
-        <w:pStyle w:val="ListNumber"/>
-      </w:pPr>
-      <w:r>
-        <w:rPr>
-          <w:b/>
-        </w:rPr>
-        <w:t xml:space="preserve">Line 6. </w:t>
-      </w:r>
-      <w:r>
-        <w:rPr>
-          <w:b w:val="0"/>
-          <w:i w:val="0"/>
-        </w:rPr>
-        <w:t>The weakest group, stated with its count.</w:t>
-      </w:r>
-    </w:p>
-    <w:p>
-      <w:r>
-        <w:rPr>
-          <w:b w:val="0"/>
-          <w:i w:val="0"/>
-        </w:rPr>
-        <w:t>A model card states purpose, limits, data, honest metrics, subgroup results and monitoring, and is reviewed with every model change.</w:t>
+        <w:t xml:space="preserve">Line 4. </w:t>
+      </w:r>
+      <w:r>
+        <w:rPr>
+          <w:b w:val="0"/>
+          <w:i w:val="0"/>
+        </w:rPr>
+        <w:t>No limits, no out-of-scope uses, no monitoring.</w:t>
       </w:r>
     </w:p>
     <w:p>
@@ -3108,206 +2966,7 @@
         <w:pStyle w:val="Heading4"/>
       </w:pPr>
       <w:r>
-        <w:t>Recap card</w:t>
-      </w:r>
-    </w:p>
-    <w:p>
-      <w:pPr>
-        <w:pStyle w:val="ListBullet"/>
-      </w:pPr>
-      <w:r>
-        <w:rPr>
-          <w:b/>
-          <w:i w:val="0"/>
-        </w:rPr>
-        <w:t>Model card sections</w:t>
-      </w:r>
-      <w:r>
-        <w:rPr>
-          <w:b w:val="0"/>
-          <w:i w:val="0"/>
-        </w:rPr>
-        <w:t xml:space="preserve"> Details, intended use, out-of-scope uses, training data, evaluation, subgroups, limitations, monitoring.</w:t>
-      </w:r>
-    </w:p>
-    <w:p>
-      <w:pPr>
-        <w:pStyle w:val="ListBullet"/>
-      </w:pPr>
-      <w:r>
-        <w:rPr>
-          <w:b/>
-          <w:i w:val="0"/>
-        </w:rPr>
-        <w:t>How to report a metric on a card</w:t>
-      </w:r>
-      <w:r>
-        <w:rPr>
-          <w:b w:val="0"/>
-          <w:i w:val="0"/>
-        </w:rPr>
-        <w:t xml:space="preserve"> With test period, prevalence and row count.</w:t>
-      </w:r>
-    </w:p>
-    <w:p>
-      <w:pPr>
-        <w:pStyle w:val="ListBullet"/>
-      </w:pPr>
-      <w:r>
-        <w:rPr>
-          <w:b/>
-          <w:i w:val="0"/>
-        </w:rPr>
-        <w:t>Why out-of-scope uses</w:t>
-      </w:r>
-      <w:r>
-        <w:rPr>
-          <w:b w:val="0"/>
-          <w:i w:val="0"/>
-        </w:rPr>
-        <w:t xml:space="preserve"> They stop reuse for decisions the model was never validated for.</w:t>
-      </w:r>
-    </w:p>
-    <w:p>
-      <w:pPr>
-        <w:pStyle w:val="ListBullet"/>
-      </w:pPr>
-      <w:r>
-        <w:rPr>
-          <w:b/>
-          <w:i w:val="0"/>
-        </w:rPr>
-        <w:t>Keep cards honest</w:t>
-      </w:r>
-      <w:r>
-        <w:rPr>
-          <w:b w:val="0"/>
-          <w:i w:val="0"/>
-        </w:rPr>
-        <w:t xml:space="preserve"> Template with required sections, reviewed in the model's pull request, checked in CI.</w:t>
-      </w:r>
-    </w:p>
-    <w:p>
-      <w:pPr>
-        <w:pStyle w:val="Heading4"/>
-      </w:pPr>
-      <w:r>
-        <w:t>Practice</w:t>
-      </w:r>
-    </w:p>
-    <w:p>
-      <w:pPr>
-        <w:pStyle w:val="Heading5"/>
-      </w:pPr>
-      <w:r>
-        <w:t>Exercise 1. Multiple choice (level 1)</w:t>
-      </w:r>
-    </w:p>
-    <w:p>
-      <w:r>
-        <w:rPr>
-          <w:b w:val="0"/>
-          <w:i w:val="0"/>
-        </w:rPr>
-        <w:t>Which model card section would most directly have prevented a marketing model being reused for collections?</w:t>
-      </w:r>
-    </w:p>
-    <w:p>
-      <w:pPr>
-        <w:pStyle w:val="ListBullet"/>
-      </w:pPr>
-      <w:r>
-        <w:rPr>
-          <w:b w:val="0"/>
-          <w:i w:val="0"/>
-        </w:rPr>
-        <w:t>a) Model details</w:t>
-      </w:r>
-    </w:p>
-    <w:p>
-      <w:pPr>
-        <w:pStyle w:val="ListBullet"/>
-      </w:pPr>
-      <w:r>
-        <w:rPr>
-          <w:b w:val="0"/>
-          <w:i w:val="0"/>
-        </w:rPr>
-        <w:t>b) Out-of-scope uses</w:t>
-      </w:r>
-    </w:p>
-    <w:p>
-      <w:pPr>
-        <w:pStyle w:val="ListBullet"/>
-      </w:pPr>
-      <w:r>
-        <w:rPr>
-          <w:b w:val="0"/>
-          <w:i w:val="0"/>
-        </w:rPr>
-        <w:t>c) Evaluation</w:t>
-      </w:r>
-    </w:p>
-    <w:p>
-      <w:pPr>
-        <w:pStyle w:val="ListBullet"/>
-      </w:pPr>
-      <w:r>
-        <w:rPr>
-          <w:b w:val="0"/>
-          <w:i w:val="0"/>
-        </w:rPr>
-        <w:t>d) Monitoring</w:t>
-      </w:r>
-    </w:p>
-    <w:p>
-      <w:r>
-        <w:rPr>
-          <w:b/>
-          <w:i w:val="0"/>
-        </w:rPr>
-        <w:t>Why?</w:t>
-      </w:r>
-    </w:p>
-    <w:p>
-      <w:pPr>
-        <w:pStyle w:val="ListBullet"/>
-      </w:pPr>
-      <w:r>
-        <w:rPr>
-          <w:b w:val="0"/>
-          <w:i w:val="0"/>
-        </w:rPr>
-        <w:t>r1) It names the uses the model was not built or validated for.</w:t>
-      </w:r>
-    </w:p>
-    <w:p>
-      <w:pPr>
-        <w:pStyle w:val="ListBullet"/>
-      </w:pPr>
-      <w:r>
-        <w:rPr>
-          <w:b w:val="0"/>
-          <w:i w:val="0"/>
-        </w:rPr>
-        <w:t>r2) It is the longest section.</w:t>
-      </w:r>
-    </w:p>
-    <w:p>
-      <w:pPr>
-        <w:pStyle w:val="Heading5"/>
-      </w:pPr>
-      <w:r>
-        <w:t>Exercise 2. Predict the output (level 2)</w:t>
-      </w:r>
-    </w:p>
-    <w:p>
-      <w:r>
-        <w:rPr>
-          <w:b w:val="0"/>
-          <w:i w:val="0"/>
-        </w:rPr>
-        <w:t>What does this print?</w:t>
+        <w:t>Worked example: strong code</w:t>
       </w:r>
     </w:p>
     <w:tbl>
@@ -3345,7 +3004,7 @@
                 <w:b w:val="0"/>
                 <w:sz w:val="16"/>
               </w:rPr>
-              <w:t>REQUIRED = ["intended_use", "out_of_scope", "evaluation", "subgroups", "limitations"]</w:t>
+              <w:t>Model details: churn_model v4 (@champion), owner Retention Analytics, run 4da8..., trained 2026-09-01</w:t>
             </w:r>
           </w:p>
           <w:p>
@@ -3368,7 +3027,7 @@
                 <w:b w:val="0"/>
                 <w:sz w:val="16"/>
               </w:rPr>
-              <w:t>card = {"intended_use": "retention list", "evaluation": "AUC 0.78", "limitations": ""}</w:t>
+              <w:t>Intended use: rank active customers for the monthly retention call list (top 500)</w:t>
             </w:r>
           </w:p>
           <w:p>
@@ -3379,11 +3038,34 @@
             <w:r>
               <w:rPr>
                 <w:rFonts w:ascii="Consolas" w:hAnsi="Consolas" w:eastAsia="Consolas"/>
+                <w:b/>
+                <w:color w:val="5B6875"/>
+                <w:sz w:val="16"/>
+              </w:rPr>
+              <w:t xml:space="preserve"> [1]  </w:t>
+            </w:r>
+            <w:r>
+              <w:rPr>
+                <w:rFonts w:ascii="Consolas" w:hAnsi="Consolas" w:eastAsia="Consolas"/>
+                <w:b w:val="0"/>
+                <w:sz w:val="16"/>
+              </w:rPr>
+              <w:t>Out of scope: credit, collections or pricing decisions; customers with under 3 months' tenure</w:t>
+            </w:r>
+          </w:p>
+          <w:p>
+            <w:pPr>
+              <w:spacing w:before="0" w:after="0" w:line="240" w:lineRule="auto"/>
+              <w:ind w:left="567" w:hanging="567"/>
+            </w:pPr>
+            <w:r>
+              <w:rPr>
+                <w:rFonts w:ascii="Consolas" w:hAnsi="Consolas" w:eastAsia="Consolas"/>
                 <w:b w:val="0"/>
                 <w:color w:val="5B6875"/>
                 <w:sz w:val="16"/>
               </w:rPr>
-              <w:t xml:space="preserve">   3  </w:t>
+              <w:t xml:space="preserve">   4  </w:t>
             </w:r>
             <w:r>
               <w:rPr>
@@ -3391,28 +3073,372 @@
                 <w:b w:val="0"/>
                 <w:sz w:val="16"/>
               </w:rPr>
-              <w:t>print([s for s in REQUIRED if not str(card.get(s, "")).strip()])</w:t>
+              <w:t>Training data: CRM extract Jan 2024 to Jun 2026, one row per customer-month</w:t>
+            </w:r>
+          </w:p>
+          <w:p>
+            <w:pPr>
+              <w:spacing w:before="0" w:after="0" w:line="240" w:lineRule="auto"/>
+              <w:ind w:left="567" w:hanging="567"/>
+            </w:pPr>
+            <w:r>
+              <w:rPr>
+                <w:rFonts w:ascii="Consolas" w:hAnsi="Consolas" w:eastAsia="Consolas"/>
+                <w:b/>
+                <w:color w:val="5B6875"/>
+                <w:sz w:val="16"/>
+              </w:rPr>
+              <w:t xml:space="preserve"> [2]  </w:t>
+            </w:r>
+            <w:r>
+              <w:rPr>
+                <w:rFonts w:ascii="Consolas" w:hAnsi="Consolas" w:eastAsia="Consolas"/>
+                <w:b w:val="0"/>
+                <w:sz w:val="16"/>
+              </w:rPr>
+              <w:t>Evaluation: AUC 0.78, average precision 0.21 (prevalence 2.4%), test Oct to Dec 2026, 51,000 rows</w:t>
+            </w:r>
+          </w:p>
+          <w:p>
+            <w:pPr>
+              <w:spacing w:before="0" w:after="0" w:line="240" w:lineRule="auto"/>
+              <w:ind w:left="567" w:hanging="567"/>
+            </w:pPr>
+            <w:r>
+              <w:rPr>
+                <w:rFonts w:ascii="Consolas" w:hAnsi="Consolas" w:eastAsia="Consolas"/>
+                <w:b/>
+                <w:color w:val="5B6875"/>
+                <w:sz w:val="16"/>
+              </w:rPr>
+              <w:t xml:space="preserve"> [3]  </w:t>
+            </w:r>
+            <w:r>
+              <w:rPr>
+                <w:rFonts w:ascii="Consolas" w:hAnsi="Consolas" w:eastAsia="Consolas"/>
+                <w:b w:val="0"/>
+                <w:sz w:val="16"/>
+              </w:rPr>
+              <w:t>Subgroups: recall at top 500 is 0.62 overall, 0.28 for customers over 70 (n positives = 64)</w:t>
+            </w:r>
+          </w:p>
+          <w:p>
+            <w:pPr>
+              <w:spacing w:before="0" w:after="0" w:line="240" w:lineRule="auto"/>
+              <w:ind w:left="567" w:hanging="567"/>
+            </w:pPr>
+            <w:r>
+              <w:rPr>
+                <w:rFonts w:ascii="Consolas" w:hAnsi="Consolas" w:eastAsia="Consolas"/>
+                <w:b w:val="0"/>
+                <w:color w:val="5B6875"/>
+                <w:sz w:val="16"/>
+              </w:rPr>
+              <w:t xml:space="preserve">   7  </w:t>
+            </w:r>
+            <w:r>
+              <w:rPr>
+                <w:rFonts w:ascii="Consolas" w:hAnsi="Consolas" w:eastAsia="Consolas"/>
+                <w:b w:val="0"/>
+                <w:sz w:val="16"/>
+              </w:rPr>
+              <w:t>Limitations: sparse digital activity lowers recall for older customers; tenure proxies contract type</w:t>
+            </w:r>
+          </w:p>
+          <w:p>
+            <w:pPr>
+              <w:spacing w:before="0" w:after="0" w:line="240" w:lineRule="auto"/>
+              <w:ind w:left="567" w:hanging="567"/>
+            </w:pPr>
+            <w:r>
+              <w:rPr>
+                <w:rFonts w:ascii="Consolas" w:hAnsi="Consolas" w:eastAsia="Consolas"/>
+                <w:b w:val="0"/>
+                <w:color w:val="5B6875"/>
+                <w:sz w:val="16"/>
+              </w:rPr>
+              <w:t xml:space="preserve">   8  </w:t>
+            </w:r>
+            <w:r>
+              <w:rPr>
+                <w:rFonts w:ascii="Consolas" w:hAnsi="Consolas" w:eastAsia="Consolas"/>
+                <w:b w:val="0"/>
+                <w:sz w:val="16"/>
+              </w:rPr>
+              <w:t>Monitoring: monthly AUC and calibration, alert below 0.72; next review 2027-03-01</w:t>
             </w:r>
           </w:p>
         </w:tc>
       </w:tr>
     </w:tbl>
-    <w:p/>
+    <w:p>
+      <w:pPr>
+        <w:pStyle w:val="ListNumber"/>
+      </w:pPr>
+      <w:r>
+        <w:rPr>
+          <w:b/>
+        </w:rPr>
+        <w:t xml:space="preserve">Line 3. </w:t>
+      </w:r>
+      <w:r>
+        <w:rPr>
+          <w:b w:val="0"/>
+          <w:i w:val="0"/>
+        </w:rPr>
+        <w:t>Stops reuse the model was never validated for.</w:t>
+      </w:r>
+    </w:p>
+    <w:p>
+      <w:pPr>
+        <w:pStyle w:val="ListNumber"/>
+      </w:pPr>
+      <w:r>
+        <w:rPr>
+          <w:b/>
+        </w:rPr>
+        <w:t xml:space="preserve">Line 5. </w:t>
+      </w:r>
+      <w:r>
+        <w:rPr>
+          <w:b w:val="0"/>
+          <w:i w:val="0"/>
+        </w:rPr>
+        <w:t>Each number with its period, baseline and size.</w:t>
+      </w:r>
+    </w:p>
+    <w:p>
+      <w:pPr>
+        <w:pStyle w:val="ListNumber"/>
+      </w:pPr>
+      <w:r>
+        <w:rPr>
+          <w:b/>
+        </w:rPr>
+        <w:t xml:space="preserve">Line 6. </w:t>
+      </w:r>
+      <w:r>
+        <w:rPr>
+          <w:b w:val="0"/>
+          <w:i w:val="0"/>
+        </w:rPr>
+        <w:t>The weakest group, stated with its count.</w:t>
+      </w:r>
+    </w:p>
+    <w:p>
+      <w:r>
+        <w:rPr>
+          <w:b w:val="0"/>
+          <w:i w:val="0"/>
+        </w:rPr>
+        <w:t>A model card states purpose, limits, data, honest metrics, subgroup results and monitoring, and is reviewed with every model change.</w:t>
+      </w:r>
+    </w:p>
+    <w:p>
+      <w:pPr>
+        <w:pStyle w:val="Heading4"/>
+      </w:pPr>
+      <w:r>
+        <w:t>Recap card</w:t>
+      </w:r>
+    </w:p>
+    <w:p>
+      <w:pPr>
+        <w:pStyle w:val="ListBullet"/>
+      </w:pPr>
+      <w:r>
+        <w:rPr>
+          <w:b/>
+          <w:i w:val="0"/>
+        </w:rPr>
+        <w:t>Model card sections</w:t>
+      </w:r>
+      <w:r>
+        <w:rPr>
+          <w:b w:val="0"/>
+          <w:i w:val="0"/>
+        </w:rPr>
+        <w:t xml:space="preserve"> Details, intended use, out-of-scope uses, training data, evaluation, subgroups, limitations, monitoring.</w:t>
+      </w:r>
+    </w:p>
+    <w:p>
+      <w:pPr>
+        <w:pStyle w:val="ListBullet"/>
+      </w:pPr>
+      <w:r>
+        <w:rPr>
+          <w:b/>
+          <w:i w:val="0"/>
+        </w:rPr>
+        <w:t>How to report a metric on a card</w:t>
+      </w:r>
+      <w:r>
+        <w:rPr>
+          <w:b w:val="0"/>
+          <w:i w:val="0"/>
+        </w:rPr>
+        <w:t xml:space="preserve"> With test period, prevalence and row count.</w:t>
+      </w:r>
+    </w:p>
+    <w:p>
+      <w:pPr>
+        <w:pStyle w:val="ListBullet"/>
+      </w:pPr>
+      <w:r>
+        <w:rPr>
+          <w:b/>
+          <w:i w:val="0"/>
+        </w:rPr>
+        <w:t>Why out-of-scope uses</w:t>
+      </w:r>
+      <w:r>
+        <w:rPr>
+          <w:b w:val="0"/>
+          <w:i w:val="0"/>
+        </w:rPr>
+        <w:t xml:space="preserve"> They stop reuse for decisions the model was never validated for.</w:t>
+      </w:r>
+    </w:p>
+    <w:p>
+      <w:pPr>
+        <w:pStyle w:val="ListBullet"/>
+      </w:pPr>
+      <w:r>
+        <w:rPr>
+          <w:b/>
+          <w:i w:val="0"/>
+        </w:rPr>
+        <w:t>Keep cards honest</w:t>
+      </w:r>
+      <w:r>
+        <w:rPr>
+          <w:b w:val="0"/>
+          <w:i w:val="0"/>
+        </w:rPr>
+        <w:t xml:space="preserve"> Template with required sections, reviewed in the model's pull request, checked in CI.</w:t>
+      </w:r>
+    </w:p>
+    <w:p>
+      <w:pPr>
+        <w:pStyle w:val="Heading4"/>
+      </w:pPr>
+      <w:r>
+        <w:t>Practice</w:t>
+      </w:r>
+    </w:p>
     <w:p>
       <w:pPr>
         <w:pStyle w:val="Heading5"/>
       </w:pPr>
       <w:r>
-        <w:t>Exercise 3. Fill the gap (level 2)</w:t>
-      </w:r>
-    </w:p>
-    <w:p>
-      <w:r>
-        <w:rPr>
-          <w:b w:val="0"/>
-          <w:i w:val="0"/>
-        </w:rPr>
-        <w:t>Complete the evaluation line so the metric has its context.</w:t>
+        <w:t>Exercise 1. Multiple choice (level 1)</w:t>
+      </w:r>
+    </w:p>
+    <w:p>
+      <w:r>
+        <w:rPr>
+          <w:b w:val="0"/>
+          <w:i w:val="0"/>
+        </w:rPr>
+        <w:t>Which model card section would most directly have prevented a marketing model being reused for collections?</w:t>
+      </w:r>
+    </w:p>
+    <w:p>
+      <w:pPr>
+        <w:pStyle w:val="ListBullet"/>
+      </w:pPr>
+      <w:r>
+        <w:rPr>
+          <w:b w:val="0"/>
+          <w:i w:val="0"/>
+        </w:rPr>
+        <w:t>a) Model details</w:t>
+      </w:r>
+    </w:p>
+    <w:p>
+      <w:pPr>
+        <w:pStyle w:val="ListBullet"/>
+      </w:pPr>
+      <w:r>
+        <w:rPr>
+          <w:b w:val="0"/>
+          <w:i w:val="0"/>
+        </w:rPr>
+        <w:t>b) Out-of-scope uses</w:t>
+      </w:r>
+    </w:p>
+    <w:p>
+      <w:pPr>
+        <w:pStyle w:val="ListBullet"/>
+      </w:pPr>
+      <w:r>
+        <w:rPr>
+          <w:b w:val="0"/>
+          <w:i w:val="0"/>
+        </w:rPr>
+        <w:t>c) Evaluation</w:t>
+      </w:r>
+    </w:p>
+    <w:p>
+      <w:pPr>
+        <w:pStyle w:val="ListBullet"/>
+      </w:pPr>
+      <w:r>
+        <w:rPr>
+          <w:b w:val="0"/>
+          <w:i w:val="0"/>
+        </w:rPr>
+        <w:t>d) Monitoring</w:t>
+      </w:r>
+    </w:p>
+    <w:p>
+      <w:r>
+        <w:rPr>
+          <w:b/>
+          <w:i w:val="0"/>
+        </w:rPr>
+        <w:t>Why?</w:t>
+      </w:r>
+    </w:p>
+    <w:p>
+      <w:pPr>
+        <w:pStyle w:val="ListBullet"/>
+      </w:pPr>
+      <w:r>
+        <w:rPr>
+          <w:b w:val="0"/>
+          <w:i w:val="0"/>
+        </w:rPr>
+        <w:t>r1) It names the uses the model was not built or validated for.</w:t>
+      </w:r>
+    </w:p>
+    <w:p>
+      <w:pPr>
+        <w:pStyle w:val="ListBullet"/>
+      </w:pPr>
+      <w:r>
+        <w:rPr>
+          <w:b w:val="0"/>
+          <w:i w:val="0"/>
+        </w:rPr>
+        <w:t>r2) It is the longest section.</w:t>
+      </w:r>
+    </w:p>
+    <w:p>
+      <w:pPr>
+        <w:pStyle w:val="Heading5"/>
+      </w:pPr>
+      <w:r>
+        <w:t>Exercise 2. Predict the output (level 2)</w:t>
+      </w:r>
+    </w:p>
+    <w:p>
+      <w:r>
+        <w:rPr>
+          <w:b w:val="0"/>
+          <w:i w:val="0"/>
+        </w:rPr>
+        <w:t>What does this print?</w:t>
       </w:r>
     </w:p>
     <w:tbl>
@@ -3450,7 +3476,53 @@
                 <w:b w:val="0"/>
                 <w:sz w:val="16"/>
               </w:rPr>
-              <w:t>Evaluation: AUC 0.78, average precision 0.21 (_____(1) 2.4%), test Oct to Dec 2026, 51,000 _____(2)</w:t>
+              <w:t>REQUIRED = ["intended_use", "out_of_scope", "evaluation", "subgroups", "limitations"]</w:t>
+            </w:r>
+          </w:p>
+          <w:p>
+            <w:pPr>
+              <w:spacing w:before="0" w:after="0" w:line="240" w:lineRule="auto"/>
+              <w:ind w:left="567" w:hanging="567"/>
+            </w:pPr>
+            <w:r>
+              <w:rPr>
+                <w:rFonts w:ascii="Consolas" w:hAnsi="Consolas" w:eastAsia="Consolas"/>
+                <w:b w:val="0"/>
+                <w:color w:val="5B6875"/>
+                <w:sz w:val="16"/>
+              </w:rPr>
+              <w:t xml:space="preserve">   2  </w:t>
+            </w:r>
+            <w:r>
+              <w:rPr>
+                <w:rFonts w:ascii="Consolas" w:hAnsi="Consolas" w:eastAsia="Consolas"/>
+                <w:b w:val="0"/>
+                <w:sz w:val="16"/>
+              </w:rPr>
+              <w:t>card = {"intended_use": "retention list", "evaluation": "AUC 0.78", "limitations": ""}</w:t>
+            </w:r>
+          </w:p>
+          <w:p>
+            <w:pPr>
+              <w:spacing w:before="0" w:after="0" w:line="240" w:lineRule="auto"/>
+              <w:ind w:left="567" w:hanging="567"/>
+            </w:pPr>
+            <w:r>
+              <w:rPr>
+                <w:rFonts w:ascii="Consolas" w:hAnsi="Consolas" w:eastAsia="Consolas"/>
+                <w:b w:val="0"/>
+                <w:color w:val="5B6875"/>
+                <w:sz w:val="16"/>
+              </w:rPr>
+              <w:t xml:space="preserve">   3  </w:t>
+            </w:r>
+            <w:r>
+              <w:rPr>
+                <w:rFonts w:ascii="Consolas" w:hAnsi="Consolas" w:eastAsia="Consolas"/>
+                <w:b w:val="0"/>
+                <w:sz w:val="16"/>
+              </w:rPr>
+              <w:t>print([s for s in REQUIRED if not str(card.get(s, "")).strip()])</w:t>
             </w:r>
           </w:p>
         </w:tc>
@@ -3462,70 +3534,16 @@
         <w:pStyle w:val="Heading5"/>
       </w:pPr>
       <w:r>
-        <w:t>Exercise 4. Write the function (level 3)</w:t>
-      </w:r>
-    </w:p>
-    <w:p>
-      <w:r>
-        <w:rPr>
-          <w:b w:val="0"/>
-          <w:i w:val="0"/>
-        </w:rPr>
-        <w:t xml:space="preserve">Write </w:t>
-      </w:r>
-      <w:r>
-        <w:rPr>
-          <w:rFonts w:ascii="Consolas" w:hAnsi="Consolas" w:eastAsia="Consolas"/>
-          <w:b w:val="0"/>
-          <w:sz w:val="19"/>
-        </w:rPr>
-        <w:t>missing_sections(card: dict[str, str], required: list[str]) -&gt; list[str]</w:t>
-      </w:r>
-      <w:r>
-        <w:rPr>
-          <w:b w:val="0"/>
-          <w:i w:val="0"/>
-        </w:rPr>
-        <w:t xml:space="preserve">. Return the required section names, in the order of </w:t>
-      </w:r>
-      <w:r>
-        <w:rPr>
-          <w:rFonts w:ascii="Consolas" w:hAnsi="Consolas" w:eastAsia="Consolas"/>
-          <w:b w:val="0"/>
-          <w:sz w:val="19"/>
-        </w:rPr>
-        <w:t>required</w:t>
-      </w:r>
-      <w:r>
-        <w:rPr>
-          <w:b w:val="0"/>
-          <w:i w:val="0"/>
-        </w:rPr>
-        <w:t xml:space="preserve">, that are absent from </w:t>
-      </w:r>
-      <w:r>
-        <w:rPr>
-          <w:rFonts w:ascii="Consolas" w:hAnsi="Consolas" w:eastAsia="Consolas"/>
-          <w:b w:val="0"/>
-          <w:sz w:val="19"/>
-        </w:rPr>
-        <w:t>card</w:t>
-      </w:r>
-      <w:r>
-        <w:rPr>
-          <w:b w:val="0"/>
-          <w:i w:val="0"/>
-        </w:rPr>
-        <w:t xml:space="preserve"> or contain only whitespace. CI will fail the build when the list is not empty.</w:t>
-      </w:r>
-    </w:p>
-    <w:p>
-      <w:r>
-        <w:rPr>
-          <w:b w:val="0"/>
-          <w:i w:val="0"/>
-        </w:rPr>
-        <w:t>Starter code:</w:t>
+        <w:t>Exercise 3. Fill the gap (level 2)</w:t>
+      </w:r>
+    </w:p>
+    <w:p>
+      <w:r>
+        <w:rPr>
+          <w:b w:val="0"/>
+          <w:i w:val="0"/>
+        </w:rPr>
+        <w:t>Complete the evaluation line so the metric has its context.</w:t>
       </w:r>
     </w:p>
     <w:tbl>
@@ -3563,30 +3581,7 @@
                 <w:b w:val="0"/>
                 <w:sz w:val="16"/>
               </w:rPr>
-              <w:t>def missing_sections(card, required):</w:t>
-            </w:r>
-          </w:p>
-          <w:p>
-            <w:pPr>
-              <w:spacing w:before="0" w:after="0" w:line="240" w:lineRule="auto"/>
-              <w:ind w:left="567" w:hanging="567"/>
-            </w:pPr>
-            <w:r>
-              <w:rPr>
-                <w:rFonts w:ascii="Consolas" w:hAnsi="Consolas" w:eastAsia="Consolas"/>
-                <w:b w:val="0"/>
-                <w:color w:val="5B6875"/>
-                <w:sz w:val="16"/>
-              </w:rPr>
-              <w:t xml:space="preserve">   2  </w:t>
-            </w:r>
-            <w:r>
-              <w:rPr>
-                <w:rFonts w:ascii="Consolas" w:hAnsi="Consolas" w:eastAsia="Consolas"/>
-                <w:b w:val="0"/>
-                <w:sz w:val="16"/>
-              </w:rPr>
-              <w:t xml:space="preserve">    return [s for s in required if s not in card]</w:t>
+              <w:t>Evaluation: AUC 0.78, average precision 0.21 (_____(1) 2.4%), test Oct to Dec 2026, 51,000 _____(2)</w:t>
             </w:r>
           </w:p>
         </w:tc>
@@ -3598,69 +3593,70 @@
         <w:pStyle w:val="Heading5"/>
       </w:pPr>
       <w:r>
-        <w:t>Exercise 5. Architecture design (level 4)</w:t>
-      </w:r>
-    </w:p>
-    <w:p>
-      <w:r>
-        <w:rPr>
-          <w:b w:val="0"/>
-          <w:i w:val="0"/>
-        </w:rPr>
-        <w:t>Write the subgroup and limitations parts of a card for a hardship-support model.</w:t>
-      </w:r>
-    </w:p>
-    <w:p>
-      <w:r>
-        <w:rPr>
-          <w:b w:val="0"/>
-          <w:i w:val="0"/>
-        </w:rPr>
-        <w:t>Options: Recall and false positive rate per age band, with counts, weakest group first, Overall recall only.</w:t>
-      </w:r>
-    </w:p>
-    <w:p>
-      <w:pPr>
-        <w:pStyle w:val="ListNumber"/>
-      </w:pPr>
-      <w:r>
-        <w:rPr>
-          <w:b w:val="0"/>
-          <w:i w:val="0"/>
-        </w:rPr>
-        <w:t>Subgroup results</w:t>
-      </w:r>
-    </w:p>
-    <w:p>
-      <w:pPr>
-        <w:pStyle w:val="ListNumber"/>
-      </w:pPr>
-      <w:r>
-        <w:rPr>
-          <w:b w:val="0"/>
-          <w:i w:val="0"/>
-        </w:rPr>
-        <w:t>Known weakness for customers over 70</w:t>
-      </w:r>
-    </w:p>
-    <w:p>
-      <w:pPr>
-        <w:pStyle w:val="ListNumber"/>
-      </w:pPr>
-      <w:r>
-        <w:rPr>
-          <w:b w:val="0"/>
-          <w:i w:val="0"/>
-        </w:rPr>
-        <w:t>Review</w:t>
-      </w:r>
-    </w:p>
-    <w:p>
-      <w:pPr>
-        <w:pStyle w:val="Heading4"/>
-      </w:pPr>
-      <w:r>
-        <w:t>Sources</w:t>
+        <w:t>Exercise 4. Write the function (level 3)</w:t>
+      </w:r>
+    </w:p>
+    <w:p>
+      <w:r>
+        <w:rPr>
+          <w:b w:val="0"/>
+          <w:i w:val="0"/>
+        </w:rPr>
+        <w:t xml:space="preserve">Write </w:t>
+      </w:r>
+      <w:r>
+        <w:rPr>
+          <w:rFonts w:ascii="Consolas" w:hAnsi="Consolas" w:eastAsia="Consolas"/>
+          <w:b w:val="0"/>
+          <w:sz w:val="19"/>
+        </w:rPr>
+        <w:t>missing_sections(card: dict[str, str], required: list[str]) -&gt; list[str]</w:t>
+      </w:r>
+      <w:r>
+        <w:rPr>
+          <w:b w:val="0"/>
+          <w:i w:val="0"/>
+        </w:rPr>
+        <w:t xml:space="preserve">. Return the required section names, in the order of </w:t>
+      </w:r>
+      <w:r>
+        <w:rPr>
+          <w:rFonts w:ascii="Consolas" w:hAnsi="Consolas" w:eastAsia="Consolas"/>
+          <w:b w:val="0"/>
+          <w:sz w:val="19"/>
+        </w:rPr>
+        <w:t>required</w:t>
+      </w:r>
+      <w:r>
+        <w:rPr>
+          <w:b w:val="0"/>
+          <w:i w:val="0"/>
+        </w:rPr>
+        <w:t xml:space="preserve">, that are absent from </w:t>
+      </w:r>
+      <w:r>
+        <w:rPr>
+          <w:rFonts w:ascii="Consolas" w:hAnsi="Consolas" w:eastAsia="Consolas"/>
+          <w:b w:val="0"/>
+          <w:sz w:val="19"/>
+        </w:rPr>
+        <w:t>card</w:t>
+      </w:r>
+      <w:r>
+        <w:rPr>
+          <w:b w:val="0"/>
+          <w:i w:val="0"/>
+        </w:rPr>
+        <w:t xml:space="preserve"> or contain only whitespace. CI will fail the build when the list is not empty.</w:t>
+      </w:r>
+    </w:p>
+    <w:p>
+      <w:r>
+        <w:rPr>
+          <w:b w:val="0"/>
+          <w:i w:val="0"/>
+        </w:rPr>
+        <w:t>Your code must pass these checks:</w:t>
       </w:r>
     </w:p>
     <w:p>
@@ -3672,70 +3668,40 @@
           <w:b w:val="0"/>
           <w:i w:val="0"/>
         </w:rPr>
-        <w:t>The model card format comes from Mitchell et al. (2019), Model Cards for Model Reporting. (verified: Mitchell et al., Proceedings of FAT* 2019, pages 220 to 229.)</w:t>
-      </w:r>
-    </w:p>
-    <w:p>
-      <w:pPr>
-        <w:pStyle w:val="Heading3"/>
-      </w:pPr>
-      <w:r>
-        <w:t>B18-L3 Decision logs, so the reasons outlive the meeting</w:t>
-      </w:r>
-    </w:p>
-    <w:p>
-      <w:pPr>
-        <w:pStyle w:val="Heading4"/>
-      </w:pPr>
-      <w:r>
-        <w:t>Concept</w:t>
-      </w:r>
-    </w:p>
-    <w:p>
-      <w:r>
-        <w:rPr>
-          <w:b w:val="0"/>
-          <w:i w:val="0"/>
-        </w:rPr>
-        <w:t>Every analysis rests on choices: the weighting scheme, the outlier rule, the metric, the cut-off, the fairness property. Six months later someone asks "why did we do it this way?". Without a record, the answer is a guess, and the choice gets reversed for the wrong reasons or kept for no reason.</w:t>
-      </w:r>
-    </w:p>
-    <w:p>
-      <w:r>
-        <w:rPr>
-          <w:b w:val="0"/>
-          <w:i w:val="0"/>
-        </w:rPr>
-        <w:t xml:space="preserve">A </w:t>
-      </w:r>
-      <w:r>
-        <w:rPr>
-          <w:b/>
-          <w:i w:val="0"/>
-        </w:rPr>
-        <w:t>decision log</w:t>
-      </w:r>
-      <w:r>
-        <w:rPr>
-          <w:b w:val="0"/>
-          <w:i w:val="0"/>
-        </w:rPr>
-        <w:t xml:space="preserve"> is a list of short, dated entries, one per decision, kept in the repository (for example </w:t>
-      </w:r>
-      <w:r>
-        <w:rPr>
-          <w:rFonts w:ascii="Consolas" w:hAnsi="Consolas" w:eastAsia="Consolas"/>
-          <w:b w:val="0"/>
-          <w:sz w:val="19"/>
-        </w:rPr>
-        <w:t>docs/decisions/</w:t>
-      </w:r>
-      <w:r>
-        <w:rPr>
-          <w:b w:val="0"/>
-          <w:i w:val="0"/>
-        </w:rPr>
-        <w:t>). The format follows software architecture decision records:</w:t>
+        <w:t>Absent sections must be listed.</w:t>
+      </w:r>
+    </w:p>
+    <w:p>
+      <w:pPr>
+        <w:pStyle w:val="ListBullet"/>
+      </w:pPr>
+      <w:r>
+        <w:rPr>
+          <w:b w:val="0"/>
+          <w:i w:val="0"/>
+        </w:rPr>
+        <w:t>Sections with only whitespace count as missing.</w:t>
+      </w:r>
+    </w:p>
+    <w:p>
+      <w:pPr>
+        <w:pStyle w:val="ListBullet"/>
+      </w:pPr>
+      <w:r>
+        <w:rPr>
+          <w:b w:val="0"/>
+          <w:i w:val="0"/>
+        </w:rPr>
+        <w:t>Keep the order of required.</w:t>
+      </w:r>
+    </w:p>
+    <w:p>
+      <w:r>
+        <w:rPr>
+          <w:b w:val="0"/>
+          <w:i w:val="0"/>
+        </w:rPr>
+        <w:t>Shape of the answer. The reference solution defines these names. Write the bodies yourself.</w:t>
       </w:r>
     </w:p>
     <w:tbl>
@@ -3773,7 +3739,7 @@
                 <w:b w:val="0"/>
                 <w:sz w:val="16"/>
               </w:rPr>
-              <w:t>## D-007: Trim survey weights at 5</w:t>
+              <w:t># Required model card sections that are absent or blank.</w:t>
             </w:r>
           </w:p>
           <w:p>
@@ -3796,7 +3762,7 @@
                 <w:b w:val="0"/>
                 <w:sz w:val="16"/>
               </w:rPr>
-              <w:t>Date: 2026-09-12. Status: accepted.</w:t>
+              <w:t>def missing_sections(</w:t>
             </w:r>
           </w:p>
           <w:p>
@@ -3819,7 +3785,7 @@
                 <w:b w:val="0"/>
                 <w:sz w:val="16"/>
               </w:rPr>
-              <w:t>Context: Four respondents had weights above 12 and moved brand share by 4 points.</w:t>
+              <w:t xml:space="preserve">    card: dict[str, str],</w:t>
             </w:r>
           </w:p>
           <w:p>
@@ -3842,7 +3808,7 @@
                 <w:b w:val="0"/>
                 <w:sz w:val="16"/>
               </w:rPr>
-              <w:t>Options considered:</w:t>
+              <w:t xml:space="preserve">    required: list[str],</w:t>
             </w:r>
           </w:p>
           <w:p>
@@ -3865,99 +3831,7 @@
                 <w:b w:val="0"/>
                 <w:sz w:val="16"/>
               </w:rPr>
-              <w:t>- No trimming</w:t>
-            </w:r>
-          </w:p>
-          <w:p>
-            <w:pPr>
-              <w:spacing w:before="0" w:after="0" w:line="240" w:lineRule="auto"/>
-              <w:ind w:left="567" w:hanging="567"/>
-            </w:pPr>
-            <w:r>
-              <w:rPr>
-                <w:rFonts w:ascii="Consolas" w:hAnsi="Consolas" w:eastAsia="Consolas"/>
-                <w:b w:val="0"/>
-                <w:color w:val="5B6875"/>
-                <w:sz w:val="16"/>
-              </w:rPr>
-              <w:t xml:space="preserve">   6  </w:t>
-            </w:r>
-            <w:r>
-              <w:rPr>
-                <w:rFonts w:ascii="Consolas" w:hAnsi="Consolas" w:eastAsia="Consolas"/>
-                <w:b w:val="0"/>
-                <w:sz w:val="16"/>
-              </w:rPr>
-              <w:t>- Trim at 5, redistribute to keep the weighted total</w:t>
-            </w:r>
-          </w:p>
-          <w:p>
-            <w:pPr>
-              <w:spacing w:before="0" w:after="0" w:line="240" w:lineRule="auto"/>
-              <w:ind w:left="567" w:hanging="567"/>
-            </w:pPr>
-            <w:r>
-              <w:rPr>
-                <w:rFonts w:ascii="Consolas" w:hAnsi="Consolas" w:eastAsia="Consolas"/>
-                <w:b w:val="0"/>
-                <w:color w:val="5B6875"/>
-                <w:sz w:val="16"/>
-              </w:rPr>
-              <w:t xml:space="preserve">   7  </w:t>
-            </w:r>
-            <w:r>
-              <w:rPr>
-                <w:rFonts w:ascii="Consolas" w:hAnsi="Consolas" w:eastAsia="Consolas"/>
-                <w:b w:val="0"/>
-                <w:sz w:val="16"/>
-              </w:rPr>
-              <w:t>- Rake with bounded weights</w:t>
-            </w:r>
-          </w:p>
-          <w:p>
-            <w:pPr>
-              <w:spacing w:before="0" w:after="0" w:line="240" w:lineRule="auto"/>
-              <w:ind w:left="567" w:hanging="567"/>
-            </w:pPr>
-            <w:r>
-              <w:rPr>
-                <w:rFonts w:ascii="Consolas" w:hAnsi="Consolas" w:eastAsia="Consolas"/>
-                <w:b w:val="0"/>
-                <w:color w:val="5B6875"/>
-                <w:sz w:val="16"/>
-              </w:rPr>
-              <w:t xml:space="preserve">   8  </w:t>
-            </w:r>
-            <w:r>
-              <w:rPr>
-                <w:rFonts w:ascii="Consolas" w:hAnsi="Consolas" w:eastAsia="Consolas"/>
-                <w:b w:val="0"/>
-                <w:sz w:val="16"/>
-              </w:rPr>
-              <w:t>Decision: Trim at 5 with redistribution. Raking deferred until the new panel design.</w:t>
-            </w:r>
-          </w:p>
-          <w:p>
-            <w:pPr>
-              <w:spacing w:before="0" w:after="0" w:line="240" w:lineRule="auto"/>
-              <w:ind w:left="567" w:hanging="567"/>
-            </w:pPr>
-            <w:r>
-              <w:rPr>
-                <w:rFonts w:ascii="Consolas" w:hAnsi="Consolas" w:eastAsia="Consolas"/>
-                <w:b w:val="0"/>
-                <w:color w:val="5B6875"/>
-                <w:sz w:val="16"/>
-              </w:rPr>
-              <w:t xml:space="preserve">   9  </w:t>
-            </w:r>
-            <w:r>
-              <w:rPr>
-                <w:rFonts w:ascii="Consolas" w:hAnsi="Consolas" w:eastAsia="Consolas"/>
-                <w:b w:val="0"/>
-                <w:sz w:val="16"/>
-              </w:rPr>
-              <w:t>Consequences: Design effect falls from 2.1 to 1.6. Small bias towards the sample profile. Review at wave 20.</w:t>
+              <w:t>) -&gt; list[str]: ...</w:t>
             </w:r>
           </w:p>
         </w:tc>
@@ -3970,151 +3844,7 @@
           <w:b w:val="0"/>
           <w:i w:val="0"/>
         </w:rPr>
-        <w:t>Rules:</w:t>
-      </w:r>
-    </w:p>
-    <w:p>
-      <w:pPr>
-        <w:pStyle w:val="ListBullet"/>
-      </w:pPr>
-      <w:r>
-        <w:rPr>
-          <w:b/>
-          <w:i w:val="0"/>
-        </w:rPr>
-        <w:t>Write it when you decide</w:t>
-      </w:r>
-      <w:r>
-        <w:rPr>
-          <w:b w:val="0"/>
-          <w:i w:val="0"/>
-        </w:rPr>
-        <w:t>, in the same pull request as the code or config change.</w:t>
-      </w:r>
-    </w:p>
-    <w:p>
-      <w:pPr>
-        <w:pStyle w:val="ListBullet"/>
-      </w:pPr>
-      <w:r>
-        <w:rPr>
-          <w:b/>
-          <w:i w:val="0"/>
-        </w:rPr>
-        <w:t>List real options</w:t>
-      </w:r>
-      <w:r>
-        <w:rPr>
-          <w:b w:val="0"/>
-          <w:i w:val="0"/>
-        </w:rPr>
-        <w:t>, at least two, including "do nothing". A decision with one option was not a decision.</w:t>
-      </w:r>
-    </w:p>
-    <w:p>
-      <w:pPr>
-        <w:pStyle w:val="ListBullet"/>
-      </w:pPr>
-      <w:r>
-        <w:rPr>
-          <w:b/>
-          <w:i w:val="0"/>
-        </w:rPr>
-        <w:t>State the consequences</w:t>
-      </w:r>
-      <w:r>
-        <w:rPr>
-          <w:b w:val="0"/>
-          <w:i w:val="0"/>
-        </w:rPr>
-        <w:t>, including the costs you accept.</w:t>
-      </w:r>
-    </w:p>
-    <w:p>
-      <w:pPr>
-        <w:pStyle w:val="ListBullet"/>
-      </w:pPr>
-      <w:r>
-        <w:rPr>
-          <w:b/>
-          <w:i w:val="0"/>
-        </w:rPr>
-        <w:t>Never edit a past decision's reasoning.</w:t>
-      </w:r>
-      <w:r>
-        <w:rPr>
-          <w:b w:val="0"/>
-          <w:i w:val="0"/>
-        </w:rPr>
-        <w:t xml:space="preserve"> When things change, add a new entry and mark the old one </w:t>
-      </w:r>
-      <w:r>
-        <w:rPr>
-          <w:rFonts w:ascii="Consolas" w:hAnsi="Consolas" w:eastAsia="Consolas"/>
-          <w:b w:val="0"/>
-          <w:sz w:val="19"/>
-        </w:rPr>
-        <w:t>superseded</w:t>
-      </w:r>
-      <w:r>
-        <w:rPr>
-          <w:b w:val="0"/>
-          <w:i w:val="0"/>
-        </w:rPr>
-        <w:t>, pointing to its replacement. The history of thinking is the value.</w:t>
-      </w:r>
-    </w:p>
-    <w:p>
-      <w:pPr>
-        <w:pStyle w:val="ListBullet"/>
-      </w:pPr>
-      <w:r>
-        <w:rPr>
-          <w:b/>
-          <w:i w:val="0"/>
-        </w:rPr>
-        <w:t>Link it</w:t>
-      </w:r>
-      <w:r>
-        <w:rPr>
-          <w:b w:val="0"/>
-          <w:i w:val="0"/>
-        </w:rPr>
-        <w:t>: from the config value it explains, from the model card (lesson B18-L2) and from the assumptions log (lesson B7-L3).</w:t>
-      </w:r>
-    </w:p>
-    <w:p>
-      <w:r>
-        <w:rPr>
-          <w:b w:val="0"/>
-          <w:i w:val="0"/>
-        </w:rPr>
-        <w:t>Keep entries short. Five to fifteen lines is enough for most analytical choices. A long, perfect document written after the fact helps less than a short one written on the day.</w:t>
-      </w:r>
-    </w:p>
-    <w:p>
-      <w:pPr>
-        <w:pStyle w:val="Heading4"/>
-      </w:pPr>
-      <w:r>
-        <w:t>Why it matters</w:t>
-      </w:r>
-    </w:p>
-    <w:p>
-      <w:r>
-        <w:rPr>
-          <w:b w:val="0"/>
-          <w:i w:val="0"/>
-        </w:rPr>
-        <w:t>A new lead analyst removed the weight trimming from a tracker because it "looked arbitrary". The next wave's brand share jumped 5 points on four heavily weighted respondents, and the client asked why the trend broke. The original team had discussed exactly this case in a meeting two years earlier. Nothing was written down. A three-line decision entry linked from the config would have explained the rule in a minute.</w:t>
-      </w:r>
-    </w:p>
-    <w:p>
-      <w:pPr>
-        <w:pStyle w:val="Heading4"/>
-      </w:pPr>
-      <w:r>
-        <w:t>Worked example: weak code</w:t>
+        <w:t>Starter code:</w:t>
       </w:r>
     </w:p>
     <w:tbl>
@@ -4152,7 +3882,7 @@
                 <w:b w:val="0"/>
                 <w:sz w:val="16"/>
               </w:rPr>
-              <w:t># config.yaml</w:t>
+              <w:t>def missing_sections(card, required):</w:t>
             </w:r>
           </w:p>
           <w:p>
@@ -4163,11 +3893,11 @@
             <w:r>
               <w:rPr>
                 <w:rFonts w:ascii="Consolas" w:hAnsi="Consolas" w:eastAsia="Consolas"/>
-                <w:b/>
+                <w:b w:val="0"/>
                 <w:color w:val="5B6875"/>
                 <w:sz w:val="16"/>
               </w:rPr>
-              <w:t xml:space="preserve"> [1]  </w:t>
+              <w:t xml:space="preserve">   2  </w:t>
             </w:r>
             <w:r>
               <w:rPr>
@@ -4175,36 +3905,156 @@
                 <w:b w:val="0"/>
                 <w:sz w:val="16"/>
               </w:rPr>
-              <w:t>weight_cap: 5   # don't change!!</w:t>
+              <w:t xml:space="preserve">    return [s for s in required if s not in card]</w:t>
             </w:r>
           </w:p>
         </w:tc>
       </w:tr>
     </w:tbl>
+    <w:p/>
+    <w:p>
+      <w:pPr>
+        <w:pStyle w:val="Heading5"/>
+      </w:pPr>
+      <w:r>
+        <w:t>Exercise 5. Architecture design (level 4)</w:t>
+      </w:r>
+    </w:p>
+    <w:p>
+      <w:r>
+        <w:rPr>
+          <w:b w:val="0"/>
+          <w:i w:val="0"/>
+        </w:rPr>
+        <w:t>Write the subgroup and limitations parts of a card for a hardship-support model.</w:t>
+      </w:r>
+    </w:p>
+    <w:p>
+      <w:r>
+        <w:rPr>
+          <w:b w:val="0"/>
+          <w:i w:val="0"/>
+        </w:rPr>
+        <w:t>Options: Recall and false positive rate per age band, with counts, weakest group first, Overall recall only.</w:t>
+      </w:r>
+    </w:p>
     <w:p>
       <w:pPr>
         <w:pStyle w:val="ListNumber"/>
       </w:pPr>
       <w:r>
         <w:rPr>
+          <w:b w:val="0"/>
+          <w:i w:val="0"/>
+        </w:rPr>
+        <w:t>Subgroup results</w:t>
+      </w:r>
+    </w:p>
+    <w:p>
+      <w:pPr>
+        <w:pStyle w:val="ListNumber"/>
+      </w:pPr>
+      <w:r>
+        <w:rPr>
+          <w:b w:val="0"/>
+          <w:i w:val="0"/>
+        </w:rPr>
+        <w:t>Known weakness for customers over 70</w:t>
+      </w:r>
+    </w:p>
+    <w:p>
+      <w:pPr>
+        <w:pStyle w:val="ListNumber"/>
+      </w:pPr>
+      <w:r>
+        <w:rPr>
+          <w:b w:val="0"/>
+          <w:i w:val="0"/>
+        </w:rPr>
+        <w:t>Review</w:t>
+      </w:r>
+    </w:p>
+    <w:p>
+      <w:pPr>
+        <w:pStyle w:val="Heading4"/>
+      </w:pPr>
+      <w:r>
+        <w:t>Sources</w:t>
+      </w:r>
+    </w:p>
+    <w:p>
+      <w:pPr>
+        <w:pStyle w:val="ListBullet"/>
+      </w:pPr>
+      <w:r>
+        <w:rPr>
+          <w:b w:val="0"/>
+          <w:i w:val="0"/>
+        </w:rPr>
+        <w:t>The model card format comes from Mitchell et al. (2019), Model Cards for Model Reporting. (verified: Mitchell et al., Proceedings of FAT* 2019, pages 220 to 229.)</w:t>
+      </w:r>
+    </w:p>
+    <w:p>
+      <w:pPr>
+        <w:pStyle w:val="Heading3"/>
+      </w:pPr>
+      <w:r>
+        <w:t>B18-L3 Decision logs, so the reasons outlive the meeting</w:t>
+      </w:r>
+    </w:p>
+    <w:p>
+      <w:pPr>
+        <w:pStyle w:val="Heading4"/>
+      </w:pPr>
+      <w:r>
+        <w:t>Concept</w:t>
+      </w:r>
+    </w:p>
+    <w:p>
+      <w:r>
+        <w:rPr>
+          <w:b w:val="0"/>
+          <w:i w:val="0"/>
+        </w:rPr>
+        <w:t>Every analysis rests on choices: the weighting scheme, the outlier rule, the metric, the cut-off, the fairness property. Six months later someone asks "why did we do it this way?". Without a record, the answer is a guess, and the choice gets reversed for the wrong reasons or kept for no reason.</w:t>
+      </w:r>
+    </w:p>
+    <w:p>
+      <w:r>
+        <w:rPr>
+          <w:b w:val="0"/>
+          <w:i w:val="0"/>
+        </w:rPr>
+        <w:t xml:space="preserve">A </w:t>
+      </w:r>
+      <w:r>
+        <w:rPr>
           <w:b/>
-        </w:rPr>
-        <w:t xml:space="preserve">Line 2. </w:t>
-      </w:r>
-      <w:r>
-        <w:rPr>
-          <w:b w:val="0"/>
-          <w:i w:val="0"/>
-        </w:rPr>
-        <w:t>A warning with no reason invites either blind obedience or careless removal.</w:t>
-      </w:r>
-    </w:p>
-    <w:p>
-      <w:pPr>
-        <w:pStyle w:val="Heading4"/>
-      </w:pPr>
-      <w:r>
-        <w:t>Worked example: strong code</w:t>
+          <w:i w:val="0"/>
+        </w:rPr>
+        <w:t>decision log</w:t>
+      </w:r>
+      <w:r>
+        <w:rPr>
+          <w:b w:val="0"/>
+          <w:i w:val="0"/>
+        </w:rPr>
+        <w:t xml:space="preserve"> is a list of short, dated entries, one per decision, kept in the repository (for example </w:t>
+      </w:r>
+      <w:r>
+        <w:rPr>
+          <w:rFonts w:ascii="Consolas" w:hAnsi="Consolas" w:eastAsia="Consolas"/>
+          <w:b w:val="0"/>
+          <w:sz w:val="19"/>
+        </w:rPr>
+        <w:t>docs/decisions/</w:t>
+      </w:r>
+      <w:r>
+        <w:rPr>
+          <w:b w:val="0"/>
+          <w:i w:val="0"/>
+        </w:rPr>
+        <w:t>). The format follows software architecture decision records:</w:t>
       </w:r>
     </w:p>
     <w:tbl>
@@ -4242,7 +4092,7 @@
                 <w:b w:val="0"/>
                 <w:sz w:val="16"/>
               </w:rPr>
-              <w:t># config.yaml</w:t>
+              <w:t>## D-007: Trim survey weights at 5</w:t>
             </w:r>
           </w:p>
           <w:p>
@@ -4253,11 +4103,11 @@
             <w:r>
               <w:rPr>
                 <w:rFonts w:ascii="Consolas" w:hAnsi="Consolas" w:eastAsia="Consolas"/>
-                <w:b/>
+                <w:b w:val="0"/>
                 <w:color w:val="5B6875"/>
                 <w:sz w:val="16"/>
               </w:rPr>
-              <w:t xml:space="preserve"> [1]  </w:t>
+              <w:t xml:space="preserve">   2  </w:t>
             </w:r>
             <w:r>
               <w:rPr>
@@ -4265,7 +4115,7 @@
                 <w:b w:val="0"/>
                 <w:sz w:val="16"/>
               </w:rPr>
-              <w:t>weight_cap: 5   # D-007, docs/decisions/D-007-trim-weights.md</w:t>
+              <w:t>Date: 2026-09-12. Status: accepted.</w:t>
             </w:r>
           </w:p>
           <w:p>
@@ -4288,7 +4138,7 @@
                 <w:b w:val="0"/>
                 <w:sz w:val="16"/>
               </w:rPr>
-              <w:t xml:space="preserve"> </w:t>
+              <w:t>Context: Four respondents had weights above 12 and moved brand share by 4 points.</w:t>
             </w:r>
           </w:p>
           <w:p>
@@ -4311,7 +4161,7 @@
                 <w:b w:val="0"/>
                 <w:sz w:val="16"/>
               </w:rPr>
-              <w:t># docs/decisions/D-007-trim-weights.md</w:t>
+              <w:t>Options considered:</w:t>
             </w:r>
           </w:p>
           <w:p>
@@ -4334,7 +4184,7 @@
                 <w:b w:val="0"/>
                 <w:sz w:val="16"/>
               </w:rPr>
-              <w:t>## D-007: Trim survey weights at 5</w:t>
+              <w:t>- No trimming</w:t>
             </w:r>
           </w:p>
           <w:p>
@@ -4357,7 +4207,7 @@
                 <w:b w:val="0"/>
                 <w:sz w:val="16"/>
               </w:rPr>
-              <w:t>Date: 2026-09-12. Status: accepted.</w:t>
+              <w:t>- Trim at 5, redistribute to keep the weighted total</w:t>
             </w:r>
           </w:p>
           <w:p>
@@ -4368,11 +4218,11 @@
             <w:r>
               <w:rPr>
                 <w:rFonts w:ascii="Consolas" w:hAnsi="Consolas" w:eastAsia="Consolas"/>
-                <w:b/>
+                <w:b w:val="0"/>
                 <w:color w:val="5B6875"/>
                 <w:sz w:val="16"/>
               </w:rPr>
-              <w:t xml:space="preserve"> [2]  </w:t>
+              <w:t xml:space="preserve">   7  </w:t>
             </w:r>
             <w:r>
               <w:rPr>
@@ -4380,7 +4230,7 @@
                 <w:b w:val="0"/>
                 <w:sz w:val="16"/>
               </w:rPr>
-              <w:t>Options considered: no trimming; trim at 5 with redistribution; bounded raking.</w:t>
+              <w:t>- Rake with bounded weights</w:t>
             </w:r>
           </w:p>
           <w:p>
@@ -4403,7 +4253,7 @@
                 <w:b w:val="0"/>
                 <w:sz w:val="16"/>
               </w:rPr>
-              <w:t>Decision: trim at 5 with redistribution.</w:t>
+              <w:t>Decision: Trim at 5 with redistribution. Raking deferred until the new panel design.</w:t>
             </w:r>
           </w:p>
           <w:p>
@@ -4414,11 +4264,11 @@
             <w:r>
               <w:rPr>
                 <w:rFonts w:ascii="Consolas" w:hAnsi="Consolas" w:eastAsia="Consolas"/>
-                <w:b/>
+                <w:b w:val="0"/>
                 <w:color w:val="5B6875"/>
                 <w:sz w:val="16"/>
               </w:rPr>
-              <w:t xml:space="preserve"> [3]  </w:t>
+              <w:t xml:space="preserve">   9  </w:t>
             </w:r>
             <w:r>
               <w:rPr>
@@ -4426,73 +4276,139 @@
                 <w:b w:val="0"/>
                 <w:sz w:val="16"/>
               </w:rPr>
-              <w:t>Consequences: design effect 2.1 to 1.6; review at wave 20.</w:t>
+              <w:t>Consequences: Design effect falls from 2.1 to 1.6. Small bias towards the sample profile. Review at wave 20.</w:t>
             </w:r>
           </w:p>
         </w:tc>
       </w:tr>
     </w:tbl>
-    <w:p>
-      <w:pPr>
-        <w:pStyle w:val="ListNumber"/>
+    <w:p/>
+    <w:p>
+      <w:r>
+        <w:rPr>
+          <w:b w:val="0"/>
+          <w:i w:val="0"/>
+        </w:rPr>
+        <w:t>Rules:</w:t>
+      </w:r>
+    </w:p>
+    <w:p>
+      <w:pPr>
+        <w:pStyle w:val="ListBullet"/>
       </w:pPr>
       <w:r>
         <w:rPr>
           <w:b/>
-        </w:rPr>
-        <w:t xml:space="preserve">Line 2. </w:t>
-      </w:r>
-      <w:r>
-        <w:rPr>
-          <w:b w:val="0"/>
-          <w:i w:val="0"/>
-        </w:rPr>
-        <w:t>The value links to its reasons.</w:t>
-      </w:r>
-    </w:p>
-    <w:p>
-      <w:pPr>
-        <w:pStyle w:val="ListNumber"/>
+          <w:i w:val="0"/>
+        </w:rPr>
+        <w:t>Write it when you decide</w:t>
+      </w:r>
+      <w:r>
+        <w:rPr>
+          <w:b w:val="0"/>
+          <w:i w:val="0"/>
+        </w:rPr>
+        <w:t>, in the same pull request as the code or config change.</w:t>
+      </w:r>
+    </w:p>
+    <w:p>
+      <w:pPr>
+        <w:pStyle w:val="ListBullet"/>
       </w:pPr>
       <w:r>
         <w:rPr>
           <w:b/>
-        </w:rPr>
-        <w:t xml:space="preserve">Line 7. </w:t>
-      </w:r>
-      <w:r>
-        <w:rPr>
-          <w:b w:val="0"/>
-          <w:i w:val="0"/>
-        </w:rPr>
-        <w:t>Real alternatives, including doing nothing.</w:t>
-      </w:r>
-    </w:p>
-    <w:p>
-      <w:pPr>
-        <w:pStyle w:val="ListNumber"/>
+          <w:i w:val="0"/>
+        </w:rPr>
+        <w:t>List real options</w:t>
+      </w:r>
+      <w:r>
+        <w:rPr>
+          <w:b w:val="0"/>
+          <w:i w:val="0"/>
+        </w:rPr>
+        <w:t>, at least two, including "do nothing". A decision with one option was not a decision.</w:t>
+      </w:r>
+    </w:p>
+    <w:p>
+      <w:pPr>
+        <w:pStyle w:val="ListBullet"/>
       </w:pPr>
       <w:r>
         <w:rPr>
           <w:b/>
-        </w:rPr>
-        <w:t xml:space="preserve">Line 9. </w:t>
-      </w:r>
-      <w:r>
-        <w:rPr>
-          <w:b w:val="0"/>
-          <w:i w:val="0"/>
-        </w:rPr>
-        <w:t>The cost accepted, and when to revisit.</w:t>
-      </w:r>
-    </w:p>
-    <w:p>
-      <w:r>
-        <w:rPr>
-          <w:b w:val="0"/>
-          <w:i w:val="0"/>
-        </w:rPr>
-        <w:t>One short, dated entry per decision, with options, consequences and status, linked from the code it explains, and superseded rather than edited.</w:t>
+          <w:i w:val="0"/>
+        </w:rPr>
+        <w:t>State the consequences</w:t>
+      </w:r>
+      <w:r>
+        <w:rPr>
+          <w:b w:val="0"/>
+          <w:i w:val="0"/>
+        </w:rPr>
+        <w:t>, including the costs you accept.</w:t>
+      </w:r>
+    </w:p>
+    <w:p>
+      <w:pPr>
+        <w:pStyle w:val="ListBullet"/>
+      </w:pPr>
+      <w:r>
+        <w:rPr>
+          <w:b/>
+          <w:i w:val="0"/>
+        </w:rPr>
+        <w:t>Never edit a past decision's reasoning.</w:t>
+      </w:r>
+      <w:r>
+        <w:rPr>
+          <w:b w:val="0"/>
+          <w:i w:val="0"/>
+        </w:rPr>
+        <w:t xml:space="preserve"> When things change, add a new entry and mark the old one </w:t>
+      </w:r>
+      <w:r>
+        <w:rPr>
+          <w:rFonts w:ascii="Consolas" w:hAnsi="Consolas" w:eastAsia="Consolas"/>
+          <w:b w:val="0"/>
+          <w:sz w:val="19"/>
+        </w:rPr>
+        <w:t>superseded</w:t>
+      </w:r>
+      <w:r>
+        <w:rPr>
+          <w:b w:val="0"/>
+          <w:i w:val="0"/>
+        </w:rPr>
+        <w:t>, pointing to its replacement. The history of thinking is the value.</w:t>
+      </w:r>
+    </w:p>
+    <w:p>
+      <w:pPr>
+        <w:pStyle w:val="ListBullet"/>
+      </w:pPr>
+      <w:r>
+        <w:rPr>
+          <w:b/>
+          <w:i w:val="0"/>
+        </w:rPr>
+        <w:t>Link it</w:t>
+      </w:r>
+      <w:r>
+        <w:rPr>
+          <w:b w:val="0"/>
+          <w:i w:val="0"/>
+        </w:rPr>
+        <w:t>: from the config value it explains, from the model card (lesson B18-L2) and from the assumptions log (lesson B7-L3).</w:t>
+      </w:r>
+    </w:p>
+    <w:p>
+      <w:r>
+        <w:rPr>
+          <w:b w:val="0"/>
+          <w:i w:val="0"/>
+        </w:rPr>
+        <w:t>Keep entries short. Five to fifteen lines is enough for most analytical choices. A long, perfect document written after the fact helps less than a short one written on the day.</w:t>
       </w:r>
     </w:p>
     <w:p>
@@ -4500,83 +4416,16 @@
         <w:pStyle w:val="Heading4"/>
       </w:pPr>
       <w:r>
-        <w:t>Recap card</w:t>
-      </w:r>
-    </w:p>
-    <w:p>
-      <w:pPr>
-        <w:pStyle w:val="ListBullet"/>
-      </w:pPr>
-      <w:r>
-        <w:rPr>
-          <w:b/>
-          <w:i w:val="0"/>
-        </w:rPr>
-        <w:t>Parts of a decision entry</w:t>
-      </w:r>
-      <w:r>
-        <w:rPr>
-          <w:b w:val="0"/>
-          <w:i w:val="0"/>
-        </w:rPr>
-        <w:t xml:space="preserve"> ID and title, date and status, context, options considered, decision, consequences.</w:t>
-      </w:r>
-    </w:p>
-    <w:p>
-      <w:pPr>
-        <w:pStyle w:val="ListBullet"/>
-      </w:pPr>
-      <w:r>
-        <w:rPr>
-          <w:b/>
-          <w:i w:val="0"/>
-        </w:rPr>
-        <w:t>When a decision changes</w:t>
-      </w:r>
-      <w:r>
-        <w:rPr>
-          <w:b w:val="0"/>
-          <w:i w:val="0"/>
-        </w:rPr>
-        <w:t xml:space="preserve"> Add a new entry. Mark the old one superseded and link to the new one.</w:t>
-      </w:r>
-    </w:p>
-    <w:p>
-      <w:pPr>
-        <w:pStyle w:val="ListBullet"/>
-      </w:pPr>
-      <w:r>
-        <w:rPr>
-          <w:b/>
-          <w:i w:val="0"/>
-        </w:rPr>
-        <w:t>Where and when to write</w:t>
-      </w:r>
-      <w:r>
-        <w:rPr>
-          <w:b w:val="0"/>
-          <w:i w:val="0"/>
-        </w:rPr>
-        <w:t xml:space="preserve"> In the repository, in the same pull request as the change.</w:t>
-      </w:r>
-    </w:p>
-    <w:p>
-      <w:pPr>
-        <w:pStyle w:val="ListBullet"/>
-      </w:pPr>
-      <w:r>
-        <w:rPr>
-          <w:b/>
-          <w:i w:val="0"/>
-        </w:rPr>
-        <w:t>Make it findable</w:t>
-      </w:r>
-      <w:r>
-        <w:rPr>
-          <w:b w:val="0"/>
-          <w:i w:val="0"/>
-        </w:rPr>
-        <w:t xml:space="preserve"> Link from the config value, the model card and the assumptions log.</w:t>
+        <w:t>Why it matters</w:t>
+      </w:r>
+    </w:p>
+    <w:p>
+      <w:r>
+        <w:rPr>
+          <w:b w:val="0"/>
+          <w:i w:val="0"/>
+        </w:rPr>
+        <w:t>A new lead analyst removed the weight trimming from a tracker because it "looked arbitrary". The next wave's brand share jumped 5 points on four heavily weighted respondents, and the client asked why the trend broke. The original team had discussed exactly this case in a meeting two years earlier. Nothing was written down. A three-line decision entry linked from the config would have explained the rule in a minute.</w:t>
       </w:r>
     </w:p>
     <w:p>
@@ -4584,122 +4433,7 @@
         <w:pStyle w:val="Heading4"/>
       </w:pPr>
       <w:r>
-        <w:t>Practice</w:t>
-      </w:r>
-    </w:p>
-    <w:p>
-      <w:pPr>
-        <w:pStyle w:val="Heading5"/>
-      </w:pPr>
-      <w:r>
-        <w:t>Exercise 1. Multiple choice (level 1)</w:t>
-      </w:r>
-    </w:p>
-    <w:p>
-      <w:r>
-        <w:rPr>
-          <w:b w:val="0"/>
-          <w:i w:val="0"/>
-        </w:rPr>
-        <w:t>A decision from last year no longer holds. What should you do with its log entry?</w:t>
-      </w:r>
-    </w:p>
-    <w:p>
-      <w:pPr>
-        <w:pStyle w:val="ListBullet"/>
-      </w:pPr>
-      <w:r>
-        <w:rPr>
-          <w:b w:val="0"/>
-          <w:i w:val="0"/>
-        </w:rPr>
-        <w:t>a) Edit it to describe the new decision.</w:t>
-      </w:r>
-    </w:p>
-    <w:p>
-      <w:pPr>
-        <w:pStyle w:val="ListBullet"/>
-      </w:pPr>
-      <w:r>
-        <w:rPr>
-          <w:b w:val="0"/>
-          <w:i w:val="0"/>
-        </w:rPr>
-        <w:t>b) Delete it.</w:t>
-      </w:r>
-    </w:p>
-    <w:p>
-      <w:pPr>
-        <w:pStyle w:val="ListBullet"/>
-      </w:pPr>
-      <w:r>
-        <w:rPr>
-          <w:b w:val="0"/>
-          <w:i w:val="0"/>
-        </w:rPr>
-        <w:t>c) Add a new entry, and mark the old one superseded with a link to the new one.</w:t>
-      </w:r>
-    </w:p>
-    <w:p>
-      <w:pPr>
-        <w:pStyle w:val="ListBullet"/>
-      </w:pPr>
-      <w:r>
-        <w:rPr>
-          <w:b w:val="0"/>
-          <w:i w:val="0"/>
-        </w:rPr>
-        <w:t>d) Leave both without links.</w:t>
-      </w:r>
-    </w:p>
-    <w:p>
-      <w:r>
-        <w:rPr>
-          <w:b/>
-          <w:i w:val="0"/>
-        </w:rPr>
-        <w:t>Why?</w:t>
-      </w:r>
-    </w:p>
-    <w:p>
-      <w:pPr>
-        <w:pStyle w:val="ListBullet"/>
-      </w:pPr>
-      <w:r>
-        <w:rPr>
-          <w:b w:val="0"/>
-          <w:i w:val="0"/>
-        </w:rPr>
-        <w:t>r1) The log keeps the history of reasoning. Each entry records what was known when it was written.</w:t>
-      </w:r>
-    </w:p>
-    <w:p>
-      <w:pPr>
-        <w:pStyle w:val="ListBullet"/>
-      </w:pPr>
-      <w:r>
-        <w:rPr>
-          <w:b w:val="0"/>
-          <w:i w:val="0"/>
-        </w:rPr>
-        <w:t>r2) Logs must never shrink for storage reasons.</w:t>
-      </w:r>
-    </w:p>
-    <w:p>
-      <w:pPr>
-        <w:pStyle w:val="Heading5"/>
-      </w:pPr>
-      <w:r>
-        <w:t>Exercise 2. Predict the output (level 2)</w:t>
-      </w:r>
-    </w:p>
-    <w:p>
-      <w:r>
-        <w:rPr>
-          <w:b w:val="0"/>
-          <w:i w:val="0"/>
-        </w:rPr>
-        <w:t>What does this print?</w:t>
+        <w:t>Worked example: weak code</w:t>
       </w:r>
     </w:p>
     <w:tbl>
@@ -4737,7 +4471,7 @@
                 <w:b w:val="0"/>
                 <w:sz w:val="16"/>
               </w:rPr>
-              <w:t>log = {</w:t>
+              <w:t># config.yaml</w:t>
             </w:r>
           </w:p>
           <w:p>
@@ -4748,11 +4482,78 @@
             <w:r>
               <w:rPr>
                 <w:rFonts w:ascii="Consolas" w:hAnsi="Consolas" w:eastAsia="Consolas"/>
+                <w:b/>
+                <w:color w:val="5B6875"/>
+                <w:sz w:val="16"/>
+              </w:rPr>
+              <w:t xml:space="preserve"> [1]  </w:t>
+            </w:r>
+            <w:r>
+              <w:rPr>
+                <w:rFonts w:ascii="Consolas" w:hAnsi="Consolas" w:eastAsia="Consolas"/>
+                <w:b w:val="0"/>
+                <w:sz w:val="16"/>
+              </w:rPr>
+              <w:t>weight_cap: 5   # don't change!!</w:t>
+            </w:r>
+          </w:p>
+        </w:tc>
+      </w:tr>
+    </w:tbl>
+    <w:p>
+      <w:pPr>
+        <w:pStyle w:val="ListNumber"/>
+      </w:pPr>
+      <w:r>
+        <w:rPr>
+          <w:b/>
+        </w:rPr>
+        <w:t xml:space="preserve">Line 2. </w:t>
+      </w:r>
+      <w:r>
+        <w:rPr>
+          <w:b w:val="0"/>
+          <w:i w:val="0"/>
+        </w:rPr>
+        <w:t>A warning with no reason invites either blind obedience or careless removal.</w:t>
+      </w:r>
+    </w:p>
+    <w:p>
+      <w:pPr>
+        <w:pStyle w:val="Heading4"/>
+      </w:pPr>
+      <w:r>
+        <w:t>Worked example: strong code</w:t>
+      </w:r>
+    </w:p>
+    <w:tbl>
+      <w:tblPr>
+        <w:tblW w:type="auto" w:w="0"/>
+        <w:jc w:val="left"/>
+        <w:tblLook w:firstColumn="1" w:firstRow="1" w:lastColumn="0" w:lastRow="0" w:noHBand="0" w:noVBand="1" w:val="04A0"/>
+      </w:tblPr>
+      <w:tblGrid>
+        <w:gridCol w:w="8221"/>
+      </w:tblGrid>
+      <w:tr>
+        <w:tc>
+          <w:tcPr>
+            <w:tcW w:type="dxa" w:w="8221"/>
+            <w:shd w:val="clear" w:color="auto" w:fill="F2F4F7"/>
+          </w:tcPr>
+          <w:p>
+            <w:pPr>
+              <w:spacing w:before="0" w:after="0" w:line="240" w:lineRule="auto"/>
+              <w:ind w:left="567" w:hanging="567"/>
+            </w:pPr>
+            <w:r>
+              <w:rPr>
+                <w:rFonts w:ascii="Consolas" w:hAnsi="Consolas" w:eastAsia="Consolas"/>
                 <w:b w:val="0"/>
                 <w:color w:val="5B6875"/>
                 <w:sz w:val="16"/>
               </w:rPr>
-              <w:t xml:space="preserve">   2  </w:t>
+              <w:t xml:space="preserve">   1  </w:t>
             </w:r>
             <w:r>
               <w:rPr>
@@ -4760,7 +4561,7 @@
                 <w:b w:val="0"/>
                 <w:sz w:val="16"/>
               </w:rPr>
-              <w:t xml:space="preserve">    "D-003": {"status": "superseded", "superseded_by": "D-007"},</w:t>
+              <w:t># config.yaml</w:t>
             </w:r>
           </w:p>
           <w:p>
@@ -4771,19 +4572,19 @@
             <w:r>
               <w:rPr>
                 <w:rFonts w:ascii="Consolas" w:hAnsi="Consolas" w:eastAsia="Consolas"/>
+                <w:b/>
+                <w:color w:val="5B6875"/>
+                <w:sz w:val="16"/>
+              </w:rPr>
+              <w:t xml:space="preserve"> [1]  </w:t>
+            </w:r>
+            <w:r>
+              <w:rPr>
+                <w:rFonts w:ascii="Consolas" w:hAnsi="Consolas" w:eastAsia="Consolas"/>
                 <w:b w:val="0"/>
-                <w:color w:val="5B6875"/>
-                <w:sz w:val="16"/>
-              </w:rPr>
-              <w:t xml:space="preserve">   3  </w:t>
-            </w:r>
-            <w:r>
-              <w:rPr>
-                <w:rFonts w:ascii="Consolas" w:hAnsi="Consolas" w:eastAsia="Consolas"/>
-                <w:b w:val="0"/>
-                <w:sz w:val="16"/>
-              </w:rPr>
-              <w:t xml:space="preserve">    "D-007": {"status": "accepted"},</w:t>
+                <w:sz w:val="16"/>
+              </w:rPr>
+              <w:t>weight_cap: 5   # D-007, docs/decisions/D-007-trim-weights.md</w:t>
             </w:r>
           </w:p>
           <w:p>
@@ -4798,7 +4599,7 @@
                 <w:color w:val="5B6875"/>
                 <w:sz w:val="16"/>
               </w:rPr>
-              <w:t xml:space="preserve">   4  </w:t>
+              <w:t xml:space="preserve">   3  </w:t>
             </w:r>
             <w:r>
               <w:rPr>
@@ -4806,7 +4607,7 @@
                 <w:b w:val="0"/>
                 <w:sz w:val="16"/>
               </w:rPr>
-              <w:t>}</w:t>
+              <w:t xml:space="preserve"> </w:t>
             </w:r>
           </w:p>
           <w:p>
@@ -4821,7 +4622,7 @@
                 <w:color w:val="5B6875"/>
                 <w:sz w:val="16"/>
               </w:rPr>
-              <w:t xml:space="preserve">   5  </w:t>
+              <w:t xml:space="preserve">   4  </w:t>
             </w:r>
             <w:r>
               <w:rPr>
@@ -4829,7 +4630,7 @@
                 <w:b w:val="0"/>
                 <w:sz w:val="16"/>
               </w:rPr>
-              <w:t>current = [k for k, v in log.items() if v["status"] == "accepted"]</w:t>
+              <w:t># docs/decisions/D-007-trim-weights.md</w:t>
             </w:r>
           </w:p>
           <w:p>
@@ -4844,6 +4645,524 @@
                 <w:color w:val="5B6875"/>
                 <w:sz w:val="16"/>
               </w:rPr>
+              <w:t xml:space="preserve">   5  </w:t>
+            </w:r>
+            <w:r>
+              <w:rPr>
+                <w:rFonts w:ascii="Consolas" w:hAnsi="Consolas" w:eastAsia="Consolas"/>
+                <w:b w:val="0"/>
+                <w:sz w:val="16"/>
+              </w:rPr>
+              <w:t>## D-007: Trim survey weights at 5</w:t>
+            </w:r>
+          </w:p>
+          <w:p>
+            <w:pPr>
+              <w:spacing w:before="0" w:after="0" w:line="240" w:lineRule="auto"/>
+              <w:ind w:left="567" w:hanging="567"/>
+            </w:pPr>
+            <w:r>
+              <w:rPr>
+                <w:rFonts w:ascii="Consolas" w:hAnsi="Consolas" w:eastAsia="Consolas"/>
+                <w:b w:val="0"/>
+                <w:color w:val="5B6875"/>
+                <w:sz w:val="16"/>
+              </w:rPr>
+              <w:t xml:space="preserve">   6  </w:t>
+            </w:r>
+            <w:r>
+              <w:rPr>
+                <w:rFonts w:ascii="Consolas" w:hAnsi="Consolas" w:eastAsia="Consolas"/>
+                <w:b w:val="0"/>
+                <w:sz w:val="16"/>
+              </w:rPr>
+              <w:t>Date: 2026-09-12. Status: accepted.</w:t>
+            </w:r>
+          </w:p>
+          <w:p>
+            <w:pPr>
+              <w:spacing w:before="0" w:after="0" w:line="240" w:lineRule="auto"/>
+              <w:ind w:left="567" w:hanging="567"/>
+            </w:pPr>
+            <w:r>
+              <w:rPr>
+                <w:rFonts w:ascii="Consolas" w:hAnsi="Consolas" w:eastAsia="Consolas"/>
+                <w:b/>
+                <w:color w:val="5B6875"/>
+                <w:sz w:val="16"/>
+              </w:rPr>
+              <w:t xml:space="preserve"> [2]  </w:t>
+            </w:r>
+            <w:r>
+              <w:rPr>
+                <w:rFonts w:ascii="Consolas" w:hAnsi="Consolas" w:eastAsia="Consolas"/>
+                <w:b w:val="0"/>
+                <w:sz w:val="16"/>
+              </w:rPr>
+              <w:t>Options considered: no trimming; trim at 5 with redistribution; bounded raking.</w:t>
+            </w:r>
+          </w:p>
+          <w:p>
+            <w:pPr>
+              <w:spacing w:before="0" w:after="0" w:line="240" w:lineRule="auto"/>
+              <w:ind w:left="567" w:hanging="567"/>
+            </w:pPr>
+            <w:r>
+              <w:rPr>
+                <w:rFonts w:ascii="Consolas" w:hAnsi="Consolas" w:eastAsia="Consolas"/>
+                <w:b w:val="0"/>
+                <w:color w:val="5B6875"/>
+                <w:sz w:val="16"/>
+              </w:rPr>
+              <w:t xml:space="preserve">   8  </w:t>
+            </w:r>
+            <w:r>
+              <w:rPr>
+                <w:rFonts w:ascii="Consolas" w:hAnsi="Consolas" w:eastAsia="Consolas"/>
+                <w:b w:val="0"/>
+                <w:sz w:val="16"/>
+              </w:rPr>
+              <w:t>Decision: trim at 5 with redistribution.</w:t>
+            </w:r>
+          </w:p>
+          <w:p>
+            <w:pPr>
+              <w:spacing w:before="0" w:after="0" w:line="240" w:lineRule="auto"/>
+              <w:ind w:left="567" w:hanging="567"/>
+            </w:pPr>
+            <w:r>
+              <w:rPr>
+                <w:rFonts w:ascii="Consolas" w:hAnsi="Consolas" w:eastAsia="Consolas"/>
+                <w:b/>
+                <w:color w:val="5B6875"/>
+                <w:sz w:val="16"/>
+              </w:rPr>
+              <w:t xml:space="preserve"> [3]  </w:t>
+            </w:r>
+            <w:r>
+              <w:rPr>
+                <w:rFonts w:ascii="Consolas" w:hAnsi="Consolas" w:eastAsia="Consolas"/>
+                <w:b w:val="0"/>
+                <w:sz w:val="16"/>
+              </w:rPr>
+              <w:t>Consequences: design effect 2.1 to 1.6; review at wave 20.</w:t>
+            </w:r>
+          </w:p>
+        </w:tc>
+      </w:tr>
+    </w:tbl>
+    <w:p>
+      <w:pPr>
+        <w:pStyle w:val="ListNumber"/>
+      </w:pPr>
+      <w:r>
+        <w:rPr>
+          <w:b/>
+        </w:rPr>
+        <w:t xml:space="preserve">Line 2. </w:t>
+      </w:r>
+      <w:r>
+        <w:rPr>
+          <w:b w:val="0"/>
+          <w:i w:val="0"/>
+        </w:rPr>
+        <w:t>The value links to its reasons.</w:t>
+      </w:r>
+    </w:p>
+    <w:p>
+      <w:pPr>
+        <w:pStyle w:val="ListNumber"/>
+      </w:pPr>
+      <w:r>
+        <w:rPr>
+          <w:b/>
+        </w:rPr>
+        <w:t xml:space="preserve">Line 7. </w:t>
+      </w:r>
+      <w:r>
+        <w:rPr>
+          <w:b w:val="0"/>
+          <w:i w:val="0"/>
+        </w:rPr>
+        <w:t>Real alternatives, including doing nothing.</w:t>
+      </w:r>
+    </w:p>
+    <w:p>
+      <w:pPr>
+        <w:pStyle w:val="ListNumber"/>
+      </w:pPr>
+      <w:r>
+        <w:rPr>
+          <w:b/>
+        </w:rPr>
+        <w:t xml:space="preserve">Line 9. </w:t>
+      </w:r>
+      <w:r>
+        <w:rPr>
+          <w:b w:val="0"/>
+          <w:i w:val="0"/>
+        </w:rPr>
+        <w:t>The cost accepted, and when to revisit.</w:t>
+      </w:r>
+    </w:p>
+    <w:p>
+      <w:r>
+        <w:rPr>
+          <w:b w:val="0"/>
+          <w:i w:val="0"/>
+        </w:rPr>
+        <w:t>One short, dated entry per decision, with options, consequences and status, linked from the code it explains, and superseded rather than edited.</w:t>
+      </w:r>
+    </w:p>
+    <w:p>
+      <w:pPr>
+        <w:pStyle w:val="Heading4"/>
+      </w:pPr>
+      <w:r>
+        <w:t>Recap card</w:t>
+      </w:r>
+    </w:p>
+    <w:p>
+      <w:pPr>
+        <w:pStyle w:val="ListBullet"/>
+      </w:pPr>
+      <w:r>
+        <w:rPr>
+          <w:b/>
+          <w:i w:val="0"/>
+        </w:rPr>
+        <w:t>Parts of a decision entry</w:t>
+      </w:r>
+      <w:r>
+        <w:rPr>
+          <w:b w:val="0"/>
+          <w:i w:val="0"/>
+        </w:rPr>
+        <w:t xml:space="preserve"> ID and title, date and status, context, options considered, decision, consequences.</w:t>
+      </w:r>
+    </w:p>
+    <w:p>
+      <w:pPr>
+        <w:pStyle w:val="ListBullet"/>
+      </w:pPr>
+      <w:r>
+        <w:rPr>
+          <w:b/>
+          <w:i w:val="0"/>
+        </w:rPr>
+        <w:t>When a decision changes</w:t>
+      </w:r>
+      <w:r>
+        <w:rPr>
+          <w:b w:val="0"/>
+          <w:i w:val="0"/>
+        </w:rPr>
+        <w:t xml:space="preserve"> Add a new entry. Mark the old one superseded and link to the new one.</w:t>
+      </w:r>
+    </w:p>
+    <w:p>
+      <w:pPr>
+        <w:pStyle w:val="ListBullet"/>
+      </w:pPr>
+      <w:r>
+        <w:rPr>
+          <w:b/>
+          <w:i w:val="0"/>
+        </w:rPr>
+        <w:t>Where and when to write</w:t>
+      </w:r>
+      <w:r>
+        <w:rPr>
+          <w:b w:val="0"/>
+          <w:i w:val="0"/>
+        </w:rPr>
+        <w:t xml:space="preserve"> In the repository, in the same pull request as the change.</w:t>
+      </w:r>
+    </w:p>
+    <w:p>
+      <w:pPr>
+        <w:pStyle w:val="ListBullet"/>
+      </w:pPr>
+      <w:r>
+        <w:rPr>
+          <w:b/>
+          <w:i w:val="0"/>
+        </w:rPr>
+        <w:t>Make it findable</w:t>
+      </w:r>
+      <w:r>
+        <w:rPr>
+          <w:b w:val="0"/>
+          <w:i w:val="0"/>
+        </w:rPr>
+        <w:t xml:space="preserve"> Link from the config value, the model card and the assumptions log.</w:t>
+      </w:r>
+    </w:p>
+    <w:p>
+      <w:pPr>
+        <w:pStyle w:val="Heading4"/>
+      </w:pPr>
+      <w:r>
+        <w:t>Practice</w:t>
+      </w:r>
+    </w:p>
+    <w:p>
+      <w:pPr>
+        <w:pStyle w:val="Heading5"/>
+      </w:pPr>
+      <w:r>
+        <w:t>Exercise 1. Multiple choice (level 1)</w:t>
+      </w:r>
+    </w:p>
+    <w:p>
+      <w:r>
+        <w:rPr>
+          <w:b w:val="0"/>
+          <w:i w:val="0"/>
+        </w:rPr>
+        <w:t>A decision from last year no longer holds. What should you do with its log entry?</w:t>
+      </w:r>
+    </w:p>
+    <w:p>
+      <w:pPr>
+        <w:pStyle w:val="ListBullet"/>
+      </w:pPr>
+      <w:r>
+        <w:rPr>
+          <w:b w:val="0"/>
+          <w:i w:val="0"/>
+        </w:rPr>
+        <w:t>a) Edit it to describe the new decision.</w:t>
+      </w:r>
+    </w:p>
+    <w:p>
+      <w:pPr>
+        <w:pStyle w:val="ListBullet"/>
+      </w:pPr>
+      <w:r>
+        <w:rPr>
+          <w:b w:val="0"/>
+          <w:i w:val="0"/>
+        </w:rPr>
+        <w:t>b) Delete it.</w:t>
+      </w:r>
+    </w:p>
+    <w:p>
+      <w:pPr>
+        <w:pStyle w:val="ListBullet"/>
+      </w:pPr>
+      <w:r>
+        <w:rPr>
+          <w:b w:val="0"/>
+          <w:i w:val="0"/>
+        </w:rPr>
+        <w:t>c) Add a new entry, and mark the old one superseded with a link to the new one.</w:t>
+      </w:r>
+    </w:p>
+    <w:p>
+      <w:pPr>
+        <w:pStyle w:val="ListBullet"/>
+      </w:pPr>
+      <w:r>
+        <w:rPr>
+          <w:b w:val="0"/>
+          <w:i w:val="0"/>
+        </w:rPr>
+        <w:t>d) Leave both without links.</w:t>
+      </w:r>
+    </w:p>
+    <w:p>
+      <w:r>
+        <w:rPr>
+          <w:b/>
+          <w:i w:val="0"/>
+        </w:rPr>
+        <w:t>Why?</w:t>
+      </w:r>
+    </w:p>
+    <w:p>
+      <w:pPr>
+        <w:pStyle w:val="ListBullet"/>
+      </w:pPr>
+      <w:r>
+        <w:rPr>
+          <w:b w:val="0"/>
+          <w:i w:val="0"/>
+        </w:rPr>
+        <w:t>r1) The log keeps the history of reasoning. Each entry records what was known when it was written.</w:t>
+      </w:r>
+    </w:p>
+    <w:p>
+      <w:pPr>
+        <w:pStyle w:val="ListBullet"/>
+      </w:pPr>
+      <w:r>
+        <w:rPr>
+          <w:b w:val="0"/>
+          <w:i w:val="0"/>
+        </w:rPr>
+        <w:t>r2) Logs must never shrink for storage reasons.</w:t>
+      </w:r>
+    </w:p>
+    <w:p>
+      <w:pPr>
+        <w:pStyle w:val="Heading5"/>
+      </w:pPr>
+      <w:r>
+        <w:t>Exercise 2. Predict the output (level 2)</w:t>
+      </w:r>
+    </w:p>
+    <w:p>
+      <w:r>
+        <w:rPr>
+          <w:b w:val="0"/>
+          <w:i w:val="0"/>
+        </w:rPr>
+        <w:t>What does this print?</w:t>
+      </w:r>
+    </w:p>
+    <w:tbl>
+      <w:tblPr>
+        <w:tblW w:type="auto" w:w="0"/>
+        <w:jc w:val="left"/>
+        <w:tblLook w:firstColumn="1" w:firstRow="1" w:lastColumn="0" w:lastRow="0" w:noHBand="0" w:noVBand="1" w:val="04A0"/>
+      </w:tblPr>
+      <w:tblGrid>
+        <w:gridCol w:w="8221"/>
+      </w:tblGrid>
+      <w:tr>
+        <w:tc>
+          <w:tcPr>
+            <w:tcW w:type="dxa" w:w="8221"/>
+            <w:shd w:val="clear" w:color="auto" w:fill="F2F4F7"/>
+          </w:tcPr>
+          <w:p>
+            <w:pPr>
+              <w:spacing w:before="0" w:after="0" w:line="240" w:lineRule="auto"/>
+              <w:ind w:left="567" w:hanging="567"/>
+            </w:pPr>
+            <w:r>
+              <w:rPr>
+                <w:rFonts w:ascii="Consolas" w:hAnsi="Consolas" w:eastAsia="Consolas"/>
+                <w:b w:val="0"/>
+                <w:color w:val="5B6875"/>
+                <w:sz w:val="16"/>
+              </w:rPr>
+              <w:t xml:space="preserve">   1  </w:t>
+            </w:r>
+            <w:r>
+              <w:rPr>
+                <w:rFonts w:ascii="Consolas" w:hAnsi="Consolas" w:eastAsia="Consolas"/>
+                <w:b w:val="0"/>
+                <w:sz w:val="16"/>
+              </w:rPr>
+              <w:t>log = {</w:t>
+            </w:r>
+          </w:p>
+          <w:p>
+            <w:pPr>
+              <w:spacing w:before="0" w:after="0" w:line="240" w:lineRule="auto"/>
+              <w:ind w:left="567" w:hanging="567"/>
+            </w:pPr>
+            <w:r>
+              <w:rPr>
+                <w:rFonts w:ascii="Consolas" w:hAnsi="Consolas" w:eastAsia="Consolas"/>
+                <w:b w:val="0"/>
+                <w:color w:val="5B6875"/>
+                <w:sz w:val="16"/>
+              </w:rPr>
+              <w:t xml:space="preserve">   2  </w:t>
+            </w:r>
+            <w:r>
+              <w:rPr>
+                <w:rFonts w:ascii="Consolas" w:hAnsi="Consolas" w:eastAsia="Consolas"/>
+                <w:b w:val="0"/>
+                <w:sz w:val="16"/>
+              </w:rPr>
+              <w:t xml:space="preserve">    "D-003": {"status": "superseded", "superseded_by": "D-007"},</w:t>
+            </w:r>
+          </w:p>
+          <w:p>
+            <w:pPr>
+              <w:spacing w:before="0" w:after="0" w:line="240" w:lineRule="auto"/>
+              <w:ind w:left="567" w:hanging="567"/>
+            </w:pPr>
+            <w:r>
+              <w:rPr>
+                <w:rFonts w:ascii="Consolas" w:hAnsi="Consolas" w:eastAsia="Consolas"/>
+                <w:b w:val="0"/>
+                <w:color w:val="5B6875"/>
+                <w:sz w:val="16"/>
+              </w:rPr>
+              <w:t xml:space="preserve">   3  </w:t>
+            </w:r>
+            <w:r>
+              <w:rPr>
+                <w:rFonts w:ascii="Consolas" w:hAnsi="Consolas" w:eastAsia="Consolas"/>
+                <w:b w:val="0"/>
+                <w:sz w:val="16"/>
+              </w:rPr>
+              <w:t xml:space="preserve">    "D-007": {"status": "accepted"},</w:t>
+            </w:r>
+          </w:p>
+          <w:p>
+            <w:pPr>
+              <w:spacing w:before="0" w:after="0" w:line="240" w:lineRule="auto"/>
+              <w:ind w:left="567" w:hanging="567"/>
+            </w:pPr>
+            <w:r>
+              <w:rPr>
+                <w:rFonts w:ascii="Consolas" w:hAnsi="Consolas" w:eastAsia="Consolas"/>
+                <w:b w:val="0"/>
+                <w:color w:val="5B6875"/>
+                <w:sz w:val="16"/>
+              </w:rPr>
+              <w:t xml:space="preserve">   4  </w:t>
+            </w:r>
+            <w:r>
+              <w:rPr>
+                <w:rFonts w:ascii="Consolas" w:hAnsi="Consolas" w:eastAsia="Consolas"/>
+                <w:b w:val="0"/>
+                <w:sz w:val="16"/>
+              </w:rPr>
+              <w:t>}</w:t>
+            </w:r>
+          </w:p>
+          <w:p>
+            <w:pPr>
+              <w:spacing w:before="0" w:after="0" w:line="240" w:lineRule="auto"/>
+              <w:ind w:left="567" w:hanging="567"/>
+            </w:pPr>
+            <w:r>
+              <w:rPr>
+                <w:rFonts w:ascii="Consolas" w:hAnsi="Consolas" w:eastAsia="Consolas"/>
+                <w:b w:val="0"/>
+                <w:color w:val="5B6875"/>
+                <w:sz w:val="16"/>
+              </w:rPr>
+              <w:t xml:space="preserve">   5  </w:t>
+            </w:r>
+            <w:r>
+              <w:rPr>
+                <w:rFonts w:ascii="Consolas" w:hAnsi="Consolas" w:eastAsia="Consolas"/>
+                <w:b w:val="0"/>
+                <w:sz w:val="16"/>
+              </w:rPr>
+              <w:t>current = [k for k, v in log.items() if v["status"] == "accepted"]</w:t>
+            </w:r>
+          </w:p>
+          <w:p>
+            <w:pPr>
+              <w:spacing w:before="0" w:after="0" w:line="240" w:lineRule="auto"/>
+              <w:ind w:left="567" w:hanging="567"/>
+            </w:pPr>
+            <w:r>
+              <w:rPr>
+                <w:rFonts w:ascii="Consolas" w:hAnsi="Consolas" w:eastAsia="Consolas"/>
+                <w:b w:val="0"/>
+                <w:color w:val="5B6875"/>
+                <w:sz w:val="16"/>
+              </w:rPr>
               <w:t xml:space="preserve">   6  </w:t>
             </w:r>
             <w:r>
@@ -5202,6 +5521,275 @@
         <w:t>.</w:t>
       </w:r>
     </w:p>
+    <w:p>
+      <w:r>
+        <w:rPr>
+          <w:b w:val="0"/>
+          <w:i w:val="0"/>
+        </w:rPr>
+        <w:t>Your code must pass these checks:</w:t>
+      </w:r>
+    </w:p>
+    <w:p>
+      <w:pPr>
+        <w:pStyle w:val="ListBullet"/>
+      </w:pPr>
+      <w:r>
+        <w:rPr>
+          <w:b w:val="0"/>
+          <w:i w:val="0"/>
+        </w:rPr>
+        <w:t>A complete accepted entry has no problems.</w:t>
+      </w:r>
+    </w:p>
+    <w:p>
+      <w:pPr>
+        <w:pStyle w:val="ListBullet"/>
+      </w:pPr>
+      <w:r>
+        <w:rPr>
+          <w:b w:val="0"/>
+          <w:i w:val="0"/>
+        </w:rPr>
+        <w:t>Check status, options (at least 2) and non-blank consequences, one message each.</w:t>
+      </w:r>
+    </w:p>
+    <w:p>
+      <w:pPr>
+        <w:pStyle w:val="ListBullet"/>
+      </w:pPr>
+      <w:r>
+        <w:rPr>
+          <w:b w:val="0"/>
+          <w:i w:val="0"/>
+        </w:rPr>
+        <w:t>A superseded entry must point to an ID that exists in the log.</w:t>
+      </w:r>
+    </w:p>
+    <w:p>
+      <w:pPr>
+        <w:pStyle w:val="ListBullet"/>
+      </w:pPr>
+      <w:r>
+        <w:rPr>
+          <w:b w:val="0"/>
+          <w:i w:val="0"/>
+        </w:rPr>
+        <w:t>Missing keys count as problems, reported in the rule order.</w:t>
+      </w:r>
+    </w:p>
+    <w:p>
+      <w:r>
+        <w:rPr>
+          <w:b w:val="0"/>
+          <w:i w:val="0"/>
+        </w:rPr>
+        <w:t>Shape of the answer. The reference solution defines these names. Write the bodies yourself.</w:t>
+      </w:r>
+    </w:p>
+    <w:tbl>
+      <w:tblPr>
+        <w:tblW w:type="auto" w:w="0"/>
+        <w:jc w:val="left"/>
+        <w:tblLook w:firstColumn="1" w:firstRow="1" w:lastColumn="0" w:lastRow="0" w:noHBand="0" w:noVBand="1" w:val="04A0"/>
+      </w:tblPr>
+      <w:tblGrid>
+        <w:gridCol w:w="8221"/>
+      </w:tblGrid>
+      <w:tr>
+        <w:tc>
+          <w:tcPr>
+            <w:tcW w:type="dxa" w:w="8221"/>
+            <w:shd w:val="clear" w:color="auto" w:fill="F2F4F7"/>
+          </w:tcPr>
+          <w:p>
+            <w:pPr>
+              <w:spacing w:before="0" w:after="0" w:line="240" w:lineRule="auto"/>
+              <w:ind w:left="567" w:hanging="567"/>
+            </w:pPr>
+            <w:r>
+              <w:rPr>
+                <w:rFonts w:ascii="Consolas" w:hAnsi="Consolas" w:eastAsia="Consolas"/>
+                <w:b w:val="0"/>
+                <w:color w:val="5B6875"/>
+                <w:sz w:val="16"/>
+              </w:rPr>
+              <w:t xml:space="preserve">   1  </w:t>
+            </w:r>
+            <w:r>
+              <w:rPr>
+                <w:rFonts w:ascii="Consolas" w:hAnsi="Consolas" w:eastAsia="Consolas"/>
+                <w:b w:val="0"/>
+                <w:sz w:val="16"/>
+              </w:rPr>
+              <w:t># Module constant.</w:t>
+            </w:r>
+          </w:p>
+          <w:p>
+            <w:pPr>
+              <w:spacing w:before="0" w:after="0" w:line="240" w:lineRule="auto"/>
+              <w:ind w:left="567" w:hanging="567"/>
+            </w:pPr>
+            <w:r>
+              <w:rPr>
+                <w:rFonts w:ascii="Consolas" w:hAnsi="Consolas" w:eastAsia="Consolas"/>
+                <w:b w:val="0"/>
+                <w:color w:val="5B6875"/>
+                <w:sz w:val="16"/>
+              </w:rPr>
+              <w:t xml:space="preserve">   2  </w:t>
+            </w:r>
+            <w:r>
+              <w:rPr>
+                <w:rFonts w:ascii="Consolas" w:hAnsi="Consolas" w:eastAsia="Consolas"/>
+                <w:b w:val="0"/>
+                <w:sz w:val="16"/>
+              </w:rPr>
+              <w:t>VALID_STATUS = ...</w:t>
+            </w:r>
+          </w:p>
+          <w:p>
+            <w:pPr>
+              <w:spacing w:before="0" w:after="0" w:line="240" w:lineRule="auto"/>
+              <w:ind w:left="567" w:hanging="567"/>
+            </w:pPr>
+            <w:r>
+              <w:rPr>
+                <w:rFonts w:ascii="Consolas" w:hAnsi="Consolas" w:eastAsia="Consolas"/>
+                <w:b w:val="0"/>
+                <w:color w:val="5B6875"/>
+                <w:sz w:val="16"/>
+              </w:rPr>
+              <w:t xml:space="preserve">   3  </w:t>
+            </w:r>
+            <w:r>
+              <w:rPr>
+                <w:rFonts w:ascii="Consolas" w:hAnsi="Consolas" w:eastAsia="Consolas"/>
+                <w:b w:val="0"/>
+                <w:sz w:val="16"/>
+              </w:rPr>
+              <w:t xml:space="preserve"> </w:t>
+            </w:r>
+          </w:p>
+          <w:p>
+            <w:pPr>
+              <w:spacing w:before="0" w:after="0" w:line="240" w:lineRule="auto"/>
+              <w:ind w:left="567" w:hanging="567"/>
+            </w:pPr>
+            <w:r>
+              <w:rPr>
+                <w:rFonts w:ascii="Consolas" w:hAnsi="Consolas" w:eastAsia="Consolas"/>
+                <w:b w:val="0"/>
+                <w:color w:val="5B6875"/>
+                <w:sz w:val="16"/>
+              </w:rPr>
+              <w:t xml:space="preserve">   4  </w:t>
+            </w:r>
+            <w:r>
+              <w:rPr>
+                <w:rFonts w:ascii="Consolas" w:hAnsi="Consolas" w:eastAsia="Consolas"/>
+                <w:b w:val="0"/>
+                <w:sz w:val="16"/>
+              </w:rPr>
+              <w:t># Problems with one decision log entry, in rule order.</w:t>
+            </w:r>
+          </w:p>
+          <w:p>
+            <w:pPr>
+              <w:spacing w:before="0" w:after="0" w:line="240" w:lineRule="auto"/>
+              <w:ind w:left="567" w:hanging="567"/>
+            </w:pPr>
+            <w:r>
+              <w:rPr>
+                <w:rFonts w:ascii="Consolas" w:hAnsi="Consolas" w:eastAsia="Consolas"/>
+                <w:b w:val="0"/>
+                <w:color w:val="5B6875"/>
+                <w:sz w:val="16"/>
+              </w:rPr>
+              <w:t xml:space="preserve">   5  </w:t>
+            </w:r>
+            <w:r>
+              <w:rPr>
+                <w:rFonts w:ascii="Consolas" w:hAnsi="Consolas" w:eastAsia="Consolas"/>
+                <w:b w:val="0"/>
+                <w:sz w:val="16"/>
+              </w:rPr>
+              <w:t>def decision_problems(</w:t>
+            </w:r>
+          </w:p>
+          <w:p>
+            <w:pPr>
+              <w:spacing w:before="0" w:after="0" w:line="240" w:lineRule="auto"/>
+              <w:ind w:left="567" w:hanging="567"/>
+            </w:pPr>
+            <w:r>
+              <w:rPr>
+                <w:rFonts w:ascii="Consolas" w:hAnsi="Consolas" w:eastAsia="Consolas"/>
+                <w:b w:val="0"/>
+                <w:color w:val="5B6875"/>
+                <w:sz w:val="16"/>
+              </w:rPr>
+              <w:t xml:space="preserve">   6  </w:t>
+            </w:r>
+            <w:r>
+              <w:rPr>
+                <w:rFonts w:ascii="Consolas" w:hAnsi="Consolas" w:eastAsia="Consolas"/>
+                <w:b w:val="0"/>
+                <w:sz w:val="16"/>
+              </w:rPr>
+              <w:t xml:space="preserve">    entry: dict[str, object],</w:t>
+            </w:r>
+          </w:p>
+          <w:p>
+            <w:pPr>
+              <w:spacing w:before="0" w:after="0" w:line="240" w:lineRule="auto"/>
+              <w:ind w:left="567" w:hanging="567"/>
+            </w:pPr>
+            <w:r>
+              <w:rPr>
+                <w:rFonts w:ascii="Consolas" w:hAnsi="Consolas" w:eastAsia="Consolas"/>
+                <w:b w:val="0"/>
+                <w:color w:val="5B6875"/>
+                <w:sz w:val="16"/>
+              </w:rPr>
+              <w:t xml:space="preserve">   7  </w:t>
+            </w:r>
+            <w:r>
+              <w:rPr>
+                <w:rFonts w:ascii="Consolas" w:hAnsi="Consolas" w:eastAsia="Consolas"/>
+                <w:b w:val="0"/>
+                <w:sz w:val="16"/>
+              </w:rPr>
+              <w:t xml:space="preserve">    log_ids: set[str],</w:t>
+            </w:r>
+          </w:p>
+          <w:p>
+            <w:pPr>
+              <w:spacing w:before="0" w:after="0" w:line="240" w:lineRule="auto"/>
+              <w:ind w:left="567" w:hanging="567"/>
+            </w:pPr>
+            <w:r>
+              <w:rPr>
+                <w:rFonts w:ascii="Consolas" w:hAnsi="Consolas" w:eastAsia="Consolas"/>
+                <w:b w:val="0"/>
+                <w:color w:val="5B6875"/>
+                <w:sz w:val="16"/>
+              </w:rPr>
+              <w:t xml:space="preserve">   8  </w:t>
+            </w:r>
+            <w:r>
+              <w:rPr>
+                <w:rFonts w:ascii="Consolas" w:hAnsi="Consolas" w:eastAsia="Consolas"/>
+                <w:b w:val="0"/>
+                <w:sz w:val="16"/>
+              </w:rPr>
+              <w:t>) -&gt; list[str]: ...</w:t>
+            </w:r>
+          </w:p>
+        </w:tc>
+      </w:tr>
+    </w:tbl>
+    <w:p/>
     <w:p>
       <w:r>
         <w:rPr>

--- a/site/downloads/handbook-B18.docx
+++ b/site/downloads/handbook-B18.docx
@@ -6036,6 +6036,15 @@
           <w:i w:val="0"/>
         </w:rPr>
         <w:t>☐ Tests cover edge cases, including empty inputs and zeros.</w:t>
+      </w:r>
+    </w:p>
+    <w:p>
+      <w:r>
+        <w:rPr>
+          <w:b w:val="0"/>
+          <w:i w:val="0"/>
+        </w:rPr>
+        <w:t>☐ Tests use fixtures and parametrize, compare numbers with stated tolerances, isolate I/O, and run with coverage in CI.</w:t>
       </w:r>
     </w:p>
     <w:p>
